--- a/report_brandon.docx
+++ b/report_brandon.docx
@@ -102,6 +102,7 @@
         </w:rPr>
         <w:t>Instructor</w:t>
       </w:r>
+      <w:proofErr w:type="gramStart"/>
       <w:r>
         <w:rPr>
           <w:rFonts w:ascii="Calibri" w:hAnsi="Calibri" w:cs="Calibri"/>
@@ -113,7 +114,14 @@
           <w:rFonts w:ascii="Calibri" w:hAnsi="Calibri" w:cs="Calibri"/>
         </w:rPr>
         <w:tab/>
-        <w:t>Md Faisal Kabir,</w:t>
+        <w:t>Md</w:t>
+      </w:r>
+      <w:proofErr w:type="gramEnd"/>
+      <w:r>
+        <w:rPr>
+          <w:rFonts w:ascii="Calibri" w:hAnsi="Calibri" w:cs="Calibri"/>
+        </w:rPr>
+        <w:t xml:space="preserve"> Faisal Kabir,</w:t>
       </w:r>
     </w:p>
     <w:p>
@@ -133,6 +141,7 @@
         </w:rPr>
         <w:t>Member</w:t>
       </w:r>
+      <w:proofErr w:type="gramStart"/>
       <w:r>
         <w:rPr>
           <w:rFonts w:ascii="Calibri" w:hAnsi="Calibri" w:cs="Calibri"/>
@@ -144,7 +153,14 @@
           <w:rFonts w:ascii="Calibri" w:hAnsi="Calibri" w:cs="Calibri"/>
         </w:rPr>
         <w:tab/>
-        <w:t>Vu M H Tran</w:t>
+        <w:t>Vu</w:t>
+      </w:r>
+      <w:proofErr w:type="gramEnd"/>
+      <w:r>
+        <w:rPr>
+          <w:rFonts w:ascii="Calibri" w:hAnsi="Calibri" w:cs="Calibri"/>
+        </w:rPr>
+        <w:t xml:space="preserve"> M H Tran</w:t>
       </w:r>
     </w:p>
     <w:p>
@@ -273,7 +289,35 @@
         <w:rPr>
           <w:rFonts w:ascii="Calibri" w:hAnsi="Calibri" w:cs="Calibri"/>
         </w:rPr>
-        <w:t>In recent years, online shopping has grown rapidly, making recommendation systems an important part of modern e-commerce platforms. A well-designed recommendation system helps users discover relevant products more easily and improves their overall shopping experience. In this project, we develop several recommendation approaches to achieve two main goals: recommending products based on user behavior and recommending products based on product content. Specifically, we implement three variants of the KNN algorithm using different types of features, along with two additional models: Alternating Least Squares (ALS) and Light Graph Convolutional Networks (LightGCN). We compare the performance of these approaches in different scenarios. The results show that LightGCN and the KNN model using combined text, numerical, and categorical features achieve the best performance and effectively meet our goals. These findings provide a solid foundation for developing more advanced recommendation systems in real-world applications.</w:t>
+        <w:t>In recent years, online shopping has grown rapidly, making recommendation systems an important part of modern e-commerce platforms. A well-designed recommendation system helps users discover relevant products more easily and improves their overall shopping experience. In this project, we develop several recommendation approaches to achieve two main goals: recommending products based on user behavior and recommending products based on product content. Specifically, we implement three variants of the KNN algorithm using different types of features, along with two additional models: Alternating Least Squares (ALS) and Light Graph Convolutional Networks (</w:t>
+      </w:r>
+      <w:proofErr w:type="spellStart"/>
+      <w:r>
+        <w:rPr>
+          <w:rFonts w:ascii="Calibri" w:hAnsi="Calibri" w:cs="Calibri"/>
+        </w:rPr>
+        <w:t>LightGCN</w:t>
+      </w:r>
+      <w:proofErr w:type="spellEnd"/>
+      <w:r>
+        <w:rPr>
+          <w:rFonts w:ascii="Calibri" w:hAnsi="Calibri" w:cs="Calibri"/>
+        </w:rPr>
+        <w:t xml:space="preserve">). We compare the performance of these approaches in different scenarios. The results show that </w:t>
+      </w:r>
+      <w:proofErr w:type="spellStart"/>
+      <w:r>
+        <w:rPr>
+          <w:rFonts w:ascii="Calibri" w:hAnsi="Calibri" w:cs="Calibri"/>
+        </w:rPr>
+        <w:t>LightGCN</w:t>
+      </w:r>
+      <w:proofErr w:type="spellEnd"/>
+      <w:r>
+        <w:rPr>
+          <w:rFonts w:ascii="Calibri" w:hAnsi="Calibri" w:cs="Calibri"/>
+        </w:rPr>
+        <w:t xml:space="preserve"> and the KNN model using combined text, numerical, and categorical features achieve the best performance and effectively meet our goals. These findings provide a solid foundation for developing more advanced recommendation systems in real-world applications.</w:t>
       </w:r>
     </w:p>
     <w:p>
@@ -344,7 +388,21 @@
         <w:rPr>
           <w:rFonts w:ascii="Calibri" w:hAnsi="Calibri" w:cs="Calibri"/>
         </w:rPr>
-        <w:t xml:space="preserve"> product information such as name, description, and category to find similar items. Techniques like TF-IDF and cosine similarity are often used in this approach, and they work well when user interaction data is limited. However, content-based methods may struggle to capture user preferences beyond product similarity. Another popular approach is collaborative filtering, which focuses on user behavior, such as clicks or purchases. Methods like matrix factorization, including Alternating Least Squares (ALS), can learn user preferences effectively and provide personalized recommendations. </w:t>
+        <w:t xml:space="preserve"> product information such as name, description, and category to find similar items. Techniques like TF-IDF and cosine similarity are often used in this approach, and they work well when user interaction data is limited. However, content-based methods may struggle to capture user preferences beyond product similarity. Another popular approach is collaborative filtering, which focuses on user behavior, such as clicks or purchases. Methods like matrix factorization, including Alternating Least Squares (ALS), can </w:t>
+      </w:r>
+      <w:proofErr w:type="gramStart"/>
+      <w:r>
+        <w:rPr>
+          <w:rFonts w:ascii="Calibri" w:hAnsi="Calibri" w:cs="Calibri"/>
+        </w:rPr>
+        <w:t>learn</w:t>
+      </w:r>
+      <w:proofErr w:type="gramEnd"/>
+      <w:r>
+        <w:rPr>
+          <w:rFonts w:ascii="Calibri" w:hAnsi="Calibri" w:cs="Calibri"/>
+        </w:rPr>
+        <w:t xml:space="preserve"> user preferences effectively and provide personalized recommendations. </w:t>
       </w:r>
       <w:r>
         <w:rPr>
@@ -375,7 +433,21 @@
         <w:rPr>
           <w:rFonts w:ascii="Calibri" w:hAnsi="Calibri" w:cs="Calibri"/>
         </w:rPr>
-        <w:t>filtering with graph-based models such as Light Graph Convolutional Networks (LightGCN) have been introduced. These models use relationships between users and items to improve recommendation performance and are able to capture more complex interactions. While they show strong results, they are more complex and require more computational resources.</w:t>
+        <w:t>filtering with graph-based models such as Light Graph Convolutional Networks (</w:t>
+      </w:r>
+      <w:proofErr w:type="spellStart"/>
+      <w:r>
+        <w:rPr>
+          <w:rFonts w:ascii="Calibri" w:hAnsi="Calibri" w:cs="Calibri"/>
+        </w:rPr>
+        <w:t>LightGCN</w:t>
+      </w:r>
+      <w:proofErr w:type="spellEnd"/>
+      <w:r>
+        <w:rPr>
+          <w:rFonts w:ascii="Calibri" w:hAnsi="Calibri" w:cs="Calibri"/>
+        </w:rPr>
+        <w:t>) have been introduced. These models use relationships between users and items to improve recommendation performance and are able to capture more complex interactions. While they show strong results, they are more complex and require more computational resources.</w:t>
       </w:r>
     </w:p>
     <w:p>
@@ -391,7 +463,21 @@
         <w:rPr>
           <w:rFonts w:ascii="Calibri" w:hAnsi="Calibri" w:cs="Calibri"/>
         </w:rPr>
-        <w:t>Although many recommendation methods have been developed, each approach still has its own limitations. Content-based methods mainly rely on product information and may not fully capture user preferences, while traditional collaborative filtering methods depend heavily on user interaction data and often struggle with new users or products. Graph-based models can improve performance, but they are more complex and not always easy to apply in practice. Because of these challenges, it is important to explore and compare different approaches to understand their strengths and weaknesses. In this project, we aim to build and evaluate multiple recommendation models using different types of data, including product content and user behavior. By comparing these approaches in the same setting, we hope to gain better insights into which methods work best and provide a foundation for developing more effective recommendation systems in real-world e-commerce applications.</w:t>
+        <w:t xml:space="preserve">Although many recommendation methods have been developed, each approach still has its own limitations. Content-based methods mainly rely on product information and may not fully capture user preferences, while traditional collaborative filtering methods depend heavily on user interaction data and often struggle with new users or products. Graph-based models can improve performance, but they are more complex and not always easy to apply in practice. Because of these challenges, it is important to explore and compare different approaches to understand their strengths and weaknesses. In this project, we aim to build and evaluate multiple recommendation models using different types of data, including product content and user behavior. By comparing these approaches in the same setting, we hope to gain better </w:t>
+      </w:r>
+      <w:proofErr w:type="gramStart"/>
+      <w:r>
+        <w:rPr>
+          <w:rFonts w:ascii="Calibri" w:hAnsi="Calibri" w:cs="Calibri"/>
+        </w:rPr>
+        <w:t>insights</w:t>
+      </w:r>
+      <w:proofErr w:type="gramEnd"/>
+      <w:r>
+        <w:rPr>
+          <w:rFonts w:ascii="Calibri" w:hAnsi="Calibri" w:cs="Calibri"/>
+        </w:rPr>
+        <w:t xml:space="preserve"> into which methods work best and provide a foundation for developing more effective recommendation systems in real-world e-commerce applications.</w:t>
       </w:r>
     </w:p>
     <w:p>
@@ -655,7 +741,21 @@
         <w:rPr>
           <w:rFonts w:ascii="Calibri" w:hAnsi="Calibri" w:cs="Calibri"/>
         </w:rPr>
-        <w:t>recommendation, we implemented two collaborative recommendation models: ALS and LightGCN (Vu).</w:t>
+        <w:t xml:space="preserve">recommendation, we implemented two collaborative recommendation models: ALS and </w:t>
+      </w:r>
+      <w:proofErr w:type="spellStart"/>
+      <w:r>
+        <w:rPr>
+          <w:rFonts w:ascii="Calibri" w:hAnsi="Calibri" w:cs="Calibri"/>
+        </w:rPr>
+        <w:t>LightGCN</w:t>
+      </w:r>
+      <w:proofErr w:type="spellEnd"/>
+      <w:r>
+        <w:rPr>
+          <w:rFonts w:ascii="Calibri" w:hAnsi="Calibri" w:cs="Calibri"/>
+        </w:rPr>
+        <w:t xml:space="preserve"> (Vu).</w:t>
       </w:r>
       <w:r>
         <w:rPr>
@@ -850,7 +950,25 @@
           <w:szCs w:val="20"/>
         </w:rPr>
         <w:lastRenderedPageBreak/>
-        <w:t>The process begins with collecting data from the source, followed by data cleaning and exploratory data analysis (EDA) to better understand the dataset. After that, feature engineering is applied to prepare the data for different recommendation approaches.</w:t>
+        <w:t xml:space="preserve">The process begins with collecting data from the source, followed by data cleaning and </w:t>
+      </w:r>
+      <w:proofErr w:type="gramStart"/>
+      <w:r>
+        <w:rPr>
+          <w:rFonts w:ascii="Calibri" w:hAnsi="Calibri" w:cs="Calibri"/>
+          <w:sz w:val="20"/>
+          <w:szCs w:val="20"/>
+        </w:rPr>
+        <w:t>exploratory</w:t>
+      </w:r>
+      <w:proofErr w:type="gramEnd"/>
+      <w:r>
+        <w:rPr>
+          <w:rFonts w:ascii="Calibri" w:hAnsi="Calibri" w:cs="Calibri"/>
+          <w:sz w:val="20"/>
+          <w:szCs w:val="20"/>
+        </w:rPr>
+        <w:t xml:space="preserve"> data analysis (EDA) to better understand the dataset. After that, feature engineering is applied to prepare the data for different recommendation approaches.</w:t>
       </w:r>
     </w:p>
     <w:p>
@@ -888,7 +1006,43 @@
           <w:sz w:val="20"/>
           <w:szCs w:val="20"/>
         </w:rPr>
-        <w:t>The second part focuses on user-behavior-based recommendation. In this part, two models are implemented. The first model is ALS, which uses user interaction data to build a sparse matrix and learn latent representations. The second model is LightGCN, which represents user-item interactions as a graph, initializes embeddings for users and items, and updates them through graph-based propagation. Both models are trained, tested, and tuned to improve performance.</w:t>
+        <w:t xml:space="preserve">The second part focuses on user-behavior-based </w:t>
+      </w:r>
+      <w:proofErr w:type="gramStart"/>
+      <w:r>
+        <w:rPr>
+          <w:rFonts w:ascii="Calibri" w:hAnsi="Calibri" w:cs="Calibri"/>
+          <w:sz w:val="20"/>
+          <w:szCs w:val="20"/>
+        </w:rPr>
+        <w:t>recommendation</w:t>
+      </w:r>
+      <w:proofErr w:type="gramEnd"/>
+      <w:r>
+        <w:rPr>
+          <w:rFonts w:ascii="Calibri" w:hAnsi="Calibri" w:cs="Calibri"/>
+          <w:sz w:val="20"/>
+          <w:szCs w:val="20"/>
+        </w:rPr>
+        <w:t xml:space="preserve">. In this part, two models are implemented. The first model is ALS, which uses user interaction data to build a sparse matrix and learn latent representations. The second model is </w:t>
+      </w:r>
+      <w:proofErr w:type="spellStart"/>
+      <w:r>
+        <w:rPr>
+          <w:rFonts w:ascii="Calibri" w:hAnsi="Calibri" w:cs="Calibri"/>
+          <w:sz w:val="20"/>
+          <w:szCs w:val="20"/>
+        </w:rPr>
+        <w:t>LightGCN</w:t>
+      </w:r>
+      <w:proofErr w:type="spellEnd"/>
+      <w:r>
+        <w:rPr>
+          <w:rFonts w:ascii="Calibri" w:hAnsi="Calibri" w:cs="Calibri"/>
+          <w:sz w:val="20"/>
+          <w:szCs w:val="20"/>
+        </w:rPr>
+        <w:t>, which represents user-item interactions as a graph, initializes embeddings for users and items, and updates them through graph-based propagation. Both models are trained, tested, and tuned to improve performance.</w:t>
       </w:r>
     </w:p>
     <w:p>
@@ -1039,13 +1193,23 @@
           <w:szCs w:val="20"/>
         </w:rPr>
       </w:pPr>
-      <w:r>
-        <w:rPr>
-          <w:rFonts w:ascii="Calibri" w:hAnsi="Calibri" w:cs="Calibri"/>
-          <w:sz w:val="20"/>
-          <w:szCs w:val="20"/>
-        </w:rPr>
-        <w:t>product_id: unique identifier for each product</w:t>
+      <w:proofErr w:type="spellStart"/>
+      <w:r>
+        <w:rPr>
+          <w:rFonts w:ascii="Calibri" w:hAnsi="Calibri" w:cs="Calibri"/>
+          <w:sz w:val="20"/>
+          <w:szCs w:val="20"/>
+        </w:rPr>
+        <w:t>product_id</w:t>
+      </w:r>
+      <w:proofErr w:type="spellEnd"/>
+      <w:r>
+        <w:rPr>
+          <w:rFonts w:ascii="Calibri" w:hAnsi="Calibri" w:cs="Calibri"/>
+          <w:sz w:val="20"/>
+          <w:szCs w:val="20"/>
+        </w:rPr>
+        <w:t>: unique identifier for each product</w:t>
       </w:r>
     </w:p>
     <w:p>
@@ -1062,13 +1226,23 @@
           <w:szCs w:val="20"/>
         </w:rPr>
       </w:pPr>
-      <w:r>
-        <w:rPr>
-          <w:rFonts w:ascii="Calibri" w:hAnsi="Calibri" w:cs="Calibri"/>
-          <w:sz w:val="20"/>
-          <w:szCs w:val="20"/>
-        </w:rPr>
-        <w:t>product_name: name of the product</w:t>
+      <w:proofErr w:type="spellStart"/>
+      <w:r>
+        <w:rPr>
+          <w:rFonts w:ascii="Calibri" w:hAnsi="Calibri" w:cs="Calibri"/>
+          <w:sz w:val="20"/>
+          <w:szCs w:val="20"/>
+        </w:rPr>
+        <w:t>product_name</w:t>
+      </w:r>
+      <w:proofErr w:type="spellEnd"/>
+      <w:r>
+        <w:rPr>
+          <w:rFonts w:ascii="Calibri" w:hAnsi="Calibri" w:cs="Calibri"/>
+          <w:sz w:val="20"/>
+          <w:szCs w:val="20"/>
+        </w:rPr>
+        <w:t>: name of the product</w:t>
       </w:r>
     </w:p>
     <w:p>
@@ -1085,13 +1259,23 @@
           <w:szCs w:val="20"/>
         </w:rPr>
       </w:pPr>
-      <w:r>
-        <w:rPr>
-          <w:rFonts w:ascii="Calibri" w:hAnsi="Calibri" w:cs="Calibri"/>
-          <w:sz w:val="20"/>
-          <w:szCs w:val="20"/>
-        </w:rPr>
-        <w:t>brand_name: brand of the product</w:t>
+      <w:proofErr w:type="spellStart"/>
+      <w:r>
+        <w:rPr>
+          <w:rFonts w:ascii="Calibri" w:hAnsi="Calibri" w:cs="Calibri"/>
+          <w:sz w:val="20"/>
+          <w:szCs w:val="20"/>
+        </w:rPr>
+        <w:t>brand_name</w:t>
+      </w:r>
+      <w:proofErr w:type="spellEnd"/>
+      <w:r>
+        <w:rPr>
+          <w:rFonts w:ascii="Calibri" w:hAnsi="Calibri" w:cs="Calibri"/>
+          <w:sz w:val="20"/>
+          <w:szCs w:val="20"/>
+        </w:rPr>
+        <w:t>: brand of the product</w:t>
       </w:r>
     </w:p>
     <w:p>
@@ -1108,13 +1292,23 @@
           <w:szCs w:val="20"/>
         </w:rPr>
       </w:pPr>
-      <w:r>
-        <w:rPr>
-          <w:rFonts w:ascii="Calibri" w:hAnsi="Calibri" w:cs="Calibri"/>
-          <w:sz w:val="20"/>
-          <w:szCs w:val="20"/>
-        </w:rPr>
-        <w:t>category_name: main category</w:t>
+      <w:proofErr w:type="spellStart"/>
+      <w:r>
+        <w:rPr>
+          <w:rFonts w:ascii="Calibri" w:hAnsi="Calibri" w:cs="Calibri"/>
+          <w:sz w:val="20"/>
+          <w:szCs w:val="20"/>
+        </w:rPr>
+        <w:t>category_name</w:t>
+      </w:r>
+      <w:proofErr w:type="spellEnd"/>
+      <w:r>
+        <w:rPr>
+          <w:rFonts w:ascii="Calibri" w:hAnsi="Calibri" w:cs="Calibri"/>
+          <w:sz w:val="20"/>
+          <w:szCs w:val="20"/>
+        </w:rPr>
+        <w:t>: main category</w:t>
       </w:r>
     </w:p>
     <w:p>
@@ -1131,13 +1325,23 @@
           <w:szCs w:val="20"/>
         </w:rPr>
       </w:pPr>
-      <w:r>
-        <w:rPr>
-          <w:rFonts w:ascii="Calibri" w:hAnsi="Calibri" w:cs="Calibri"/>
-          <w:sz w:val="20"/>
-          <w:szCs w:val="20"/>
-        </w:rPr>
-        <w:t>sub_category_name: sub-category</w:t>
+      <w:proofErr w:type="spellStart"/>
+      <w:r>
+        <w:rPr>
+          <w:rFonts w:ascii="Calibri" w:hAnsi="Calibri" w:cs="Calibri"/>
+          <w:sz w:val="20"/>
+          <w:szCs w:val="20"/>
+        </w:rPr>
+        <w:t>sub_category_name</w:t>
+      </w:r>
+      <w:proofErr w:type="spellEnd"/>
+      <w:r>
+        <w:rPr>
+          <w:rFonts w:ascii="Calibri" w:hAnsi="Calibri" w:cs="Calibri"/>
+          <w:sz w:val="20"/>
+          <w:szCs w:val="20"/>
+        </w:rPr>
+        <w:t>: sub-category</w:t>
       </w:r>
     </w:p>
     <w:p>
@@ -1177,13 +1381,23 @@
           <w:szCs w:val="20"/>
         </w:rPr>
       </w:pPr>
-      <w:r>
-        <w:rPr>
-          <w:rFonts w:ascii="Calibri" w:hAnsi="Calibri" w:cs="Calibri"/>
-          <w:sz w:val="20"/>
-          <w:szCs w:val="20"/>
-        </w:rPr>
-        <w:t>offer_price: discounted price</w:t>
+      <w:proofErr w:type="spellStart"/>
+      <w:r>
+        <w:rPr>
+          <w:rFonts w:ascii="Calibri" w:hAnsi="Calibri" w:cs="Calibri"/>
+          <w:sz w:val="20"/>
+          <w:szCs w:val="20"/>
+        </w:rPr>
+        <w:t>offer_price</w:t>
+      </w:r>
+      <w:proofErr w:type="spellEnd"/>
+      <w:r>
+        <w:rPr>
+          <w:rFonts w:ascii="Calibri" w:hAnsi="Calibri" w:cs="Calibri"/>
+          <w:sz w:val="20"/>
+          <w:szCs w:val="20"/>
+        </w:rPr>
+        <w:t>: discounted price</w:t>
       </w:r>
     </w:p>
     <w:p>
@@ -1223,13 +1437,23 @@
           <w:szCs w:val="20"/>
         </w:rPr>
       </w:pPr>
-      <w:r>
-        <w:rPr>
-          <w:rFonts w:ascii="Calibri" w:hAnsi="Calibri" w:cs="Calibri"/>
-          <w:sz w:val="20"/>
-          <w:szCs w:val="20"/>
-        </w:rPr>
-        <w:t>product_type: type of product (such as featured or new)</w:t>
+      <w:proofErr w:type="spellStart"/>
+      <w:r>
+        <w:rPr>
+          <w:rFonts w:ascii="Calibri" w:hAnsi="Calibri" w:cs="Calibri"/>
+          <w:sz w:val="20"/>
+          <w:szCs w:val="20"/>
+        </w:rPr>
+        <w:t>product_type</w:t>
+      </w:r>
+      <w:proofErr w:type="spellEnd"/>
+      <w:r>
+        <w:rPr>
+          <w:rFonts w:ascii="Calibri" w:hAnsi="Calibri" w:cs="Calibri"/>
+          <w:sz w:val="20"/>
+          <w:szCs w:val="20"/>
+        </w:rPr>
+        <w:t>: type of product (such as featured or new)</w:t>
       </w:r>
     </w:p>
     <w:p>
@@ -1246,13 +1470,23 @@
           <w:szCs w:val="20"/>
         </w:rPr>
       </w:pPr>
-      <w:r>
-        <w:rPr>
-          <w:rFonts w:ascii="Calibri" w:hAnsi="Calibri" w:cs="Calibri"/>
-          <w:sz w:val="20"/>
-          <w:szCs w:val="20"/>
-        </w:rPr>
-        <w:t>short_description: short text description</w:t>
+      <w:proofErr w:type="spellStart"/>
+      <w:r>
+        <w:rPr>
+          <w:rFonts w:ascii="Calibri" w:hAnsi="Calibri" w:cs="Calibri"/>
+          <w:sz w:val="20"/>
+          <w:szCs w:val="20"/>
+        </w:rPr>
+        <w:t>short_description</w:t>
+      </w:r>
+      <w:proofErr w:type="spellEnd"/>
+      <w:r>
+        <w:rPr>
+          <w:rFonts w:ascii="Calibri" w:hAnsi="Calibri" w:cs="Calibri"/>
+          <w:sz w:val="20"/>
+          <w:szCs w:val="20"/>
+        </w:rPr>
+        <w:t>: short text description</w:t>
       </w:r>
     </w:p>
     <w:p>
@@ -1269,13 +1503,23 @@
           <w:szCs w:val="20"/>
         </w:rPr>
       </w:pPr>
-      <w:r>
-        <w:rPr>
-          <w:rFonts w:ascii="Calibri" w:hAnsi="Calibri" w:cs="Calibri"/>
-          <w:sz w:val="20"/>
-          <w:szCs w:val="20"/>
-        </w:rPr>
-        <w:t>long_description: detailed description</w:t>
+      <w:proofErr w:type="spellStart"/>
+      <w:r>
+        <w:rPr>
+          <w:rFonts w:ascii="Calibri" w:hAnsi="Calibri" w:cs="Calibri"/>
+          <w:sz w:val="20"/>
+          <w:szCs w:val="20"/>
+        </w:rPr>
+        <w:t>long_description</w:t>
+      </w:r>
+      <w:proofErr w:type="spellEnd"/>
+      <w:r>
+        <w:rPr>
+          <w:rFonts w:ascii="Calibri" w:hAnsi="Calibri" w:cs="Calibri"/>
+          <w:sz w:val="20"/>
+          <w:szCs w:val="20"/>
+        </w:rPr>
+        <w:t>: detailed description</w:t>
       </w:r>
     </w:p>
     <w:p>
@@ -1292,13 +1536,23 @@
           <w:szCs w:val="20"/>
         </w:rPr>
       </w:pPr>
-      <w:r>
-        <w:rPr>
-          <w:rFonts w:ascii="Calibri" w:hAnsi="Calibri" w:cs="Calibri"/>
-          <w:sz w:val="20"/>
-          <w:szCs w:val="20"/>
-        </w:rPr>
-        <w:t>created_at: time when the product was added.</w:t>
+      <w:proofErr w:type="spellStart"/>
+      <w:r>
+        <w:rPr>
+          <w:rFonts w:ascii="Calibri" w:hAnsi="Calibri" w:cs="Calibri"/>
+          <w:sz w:val="20"/>
+          <w:szCs w:val="20"/>
+        </w:rPr>
+        <w:t>created_at</w:t>
+      </w:r>
+      <w:proofErr w:type="spellEnd"/>
+      <w:r>
+        <w:rPr>
+          <w:rFonts w:ascii="Calibri" w:hAnsi="Calibri" w:cs="Calibri"/>
+          <w:sz w:val="20"/>
+          <w:szCs w:val="20"/>
+        </w:rPr>
+        <w:t>: time when the product was added.</w:t>
       </w:r>
     </w:p>
     <w:p>
@@ -1370,13 +1624,23 @@
           <w:szCs w:val="20"/>
         </w:rPr>
       </w:pPr>
-      <w:r>
-        <w:rPr>
-          <w:rFonts w:ascii="Calibri" w:hAnsi="Calibri" w:cs="Calibri"/>
-          <w:sz w:val="20"/>
-          <w:szCs w:val="20"/>
-        </w:rPr>
-        <w:t>user_id: unique identifier for each user</w:t>
+      <w:proofErr w:type="spellStart"/>
+      <w:r>
+        <w:rPr>
+          <w:rFonts w:ascii="Calibri" w:hAnsi="Calibri" w:cs="Calibri"/>
+          <w:sz w:val="20"/>
+          <w:szCs w:val="20"/>
+        </w:rPr>
+        <w:t>user_id</w:t>
+      </w:r>
+      <w:proofErr w:type="spellEnd"/>
+      <w:r>
+        <w:rPr>
+          <w:rFonts w:ascii="Calibri" w:hAnsi="Calibri" w:cs="Calibri"/>
+          <w:sz w:val="20"/>
+          <w:szCs w:val="20"/>
+        </w:rPr>
+        <w:t>: unique identifier for each user</w:t>
       </w:r>
     </w:p>
     <w:p>
@@ -1393,13 +1657,23 @@
           <w:szCs w:val="20"/>
         </w:rPr>
       </w:pPr>
-      <w:r>
-        <w:rPr>
-          <w:rFonts w:ascii="Calibri" w:hAnsi="Calibri" w:cs="Calibri"/>
-          <w:sz w:val="20"/>
-          <w:szCs w:val="20"/>
-        </w:rPr>
-        <w:t>product_id: identifier of the product</w:t>
+      <w:proofErr w:type="spellStart"/>
+      <w:r>
+        <w:rPr>
+          <w:rFonts w:ascii="Calibri" w:hAnsi="Calibri" w:cs="Calibri"/>
+          <w:sz w:val="20"/>
+          <w:szCs w:val="20"/>
+        </w:rPr>
+        <w:t>product_id</w:t>
+      </w:r>
+      <w:proofErr w:type="spellEnd"/>
+      <w:r>
+        <w:rPr>
+          <w:rFonts w:ascii="Calibri" w:hAnsi="Calibri" w:cs="Calibri"/>
+          <w:sz w:val="20"/>
+          <w:szCs w:val="20"/>
+        </w:rPr>
+        <w:t>: identifier of the product</w:t>
       </w:r>
     </w:p>
     <w:p>
@@ -1416,13 +1690,23 @@
           <w:szCs w:val="20"/>
         </w:rPr>
       </w:pPr>
-      <w:r>
-        <w:rPr>
-          <w:rFonts w:ascii="Calibri" w:hAnsi="Calibri" w:cs="Calibri"/>
-          <w:sz w:val="20"/>
-          <w:szCs w:val="20"/>
-        </w:rPr>
-        <w:t xml:space="preserve">interaction_type: type of interaction (such as click, add to cart, add to </w:t>
+      <w:proofErr w:type="spellStart"/>
+      <w:r>
+        <w:rPr>
+          <w:rFonts w:ascii="Calibri" w:hAnsi="Calibri" w:cs="Calibri"/>
+          <w:sz w:val="20"/>
+          <w:szCs w:val="20"/>
+        </w:rPr>
+        <w:t>interaction_type</w:t>
+      </w:r>
+      <w:proofErr w:type="spellEnd"/>
+      <w:r>
+        <w:rPr>
+          <w:rFonts w:ascii="Calibri" w:hAnsi="Calibri" w:cs="Calibri"/>
+          <w:sz w:val="20"/>
+          <w:szCs w:val="20"/>
+        </w:rPr>
+        <w:t xml:space="preserve">: type of interaction (such as click, add to cart, add to </w:t>
       </w:r>
       <w:r>
         <w:rPr>
@@ -1486,6 +1770,7 @@
         </w:rPr>
         <w:t xml:space="preserve"> (collabo</w:t>
       </w:r>
+      <w:proofErr w:type="spellStart"/>
       <w:r>
         <w:rPr>
           <w:rFonts w:ascii="Calibri" w:hAnsi="Calibri" w:cs="Calibri"/>
@@ -1494,6 +1779,7 @@
         </w:rPr>
         <w:t>rative</w:t>
       </w:r>
+      <w:proofErr w:type="spellEnd"/>
       <w:r>
         <w:rPr>
           <w:rFonts w:ascii="Calibri" w:hAnsi="Calibri" w:cs="Calibri"/>
@@ -1872,7 +2158,55 @@
           <w:rFonts w:ascii="Calibri" w:hAnsi="Calibri" w:cs="Calibri"/>
           <w:szCs w:val="20"/>
         </w:rPr>
-        <w:t>Next, a feature matrix was created using the TfidfVectorizer from scikit-learn where rows represent products and columns represent features. Unigrams and bigrams were used to represent single words and small phrases as features. Stop words were removed for words that appear too often and are not informative to reduce noise in the data. Additionally, minimum and maximum document frequency thresholds (min_df/max_df) were applied to automatically eliminate words that appeared too frequently or infrequently.</w:t>
+        <w:t xml:space="preserve">Next, a feature matrix was created using the </w:t>
+      </w:r>
+      <w:proofErr w:type="spellStart"/>
+      <w:r>
+        <w:rPr>
+          <w:rFonts w:ascii="Calibri" w:hAnsi="Calibri" w:cs="Calibri"/>
+          <w:szCs w:val="20"/>
+        </w:rPr>
+        <w:t>TfidfVectorizer</w:t>
+      </w:r>
+      <w:proofErr w:type="spellEnd"/>
+      <w:r>
+        <w:rPr>
+          <w:rFonts w:ascii="Calibri" w:hAnsi="Calibri" w:cs="Calibri"/>
+          <w:szCs w:val="20"/>
+        </w:rPr>
+        <w:t xml:space="preserve"> from scikit-learn where rows represent products and columns represent features. Unigrams and bigrams were used to represent single words and small phrases as features. Stop words were removed for words that appear too often and are not informative to reduce noise in the data. Additionally, minimum and maximum document frequency thresholds (</w:t>
+      </w:r>
+      <w:proofErr w:type="spellStart"/>
+      <w:r>
+        <w:rPr>
+          <w:rFonts w:ascii="Calibri" w:hAnsi="Calibri" w:cs="Calibri"/>
+          <w:szCs w:val="20"/>
+        </w:rPr>
+        <w:t>min_df</w:t>
+      </w:r>
+      <w:proofErr w:type="spellEnd"/>
+      <w:r>
+        <w:rPr>
+          <w:rFonts w:ascii="Calibri" w:hAnsi="Calibri" w:cs="Calibri"/>
+          <w:szCs w:val="20"/>
+        </w:rPr>
+        <w:t>/</w:t>
+      </w:r>
+      <w:proofErr w:type="spellStart"/>
+      <w:r>
+        <w:rPr>
+          <w:rFonts w:ascii="Calibri" w:hAnsi="Calibri" w:cs="Calibri"/>
+          <w:szCs w:val="20"/>
+        </w:rPr>
+        <w:t>max_df</w:t>
+      </w:r>
+      <w:proofErr w:type="spellEnd"/>
+      <w:r>
+        <w:rPr>
+          <w:rFonts w:ascii="Calibri" w:hAnsi="Calibri" w:cs="Calibri"/>
+          <w:szCs w:val="20"/>
+        </w:rPr>
+        <w:t>) were applied to automatically eliminate words that appeared too frequently or infrequently.</w:t>
       </w:r>
     </w:p>
     <w:p>
@@ -2069,10 +2403,10 @@
           <w:szCs w:val="20"/>
         </w:rPr>
         <w:drawing>
-          <wp:inline distT="0" distB="0" distL="0" distR="0" wp14:anchorId="2A2D2D29" wp14:editId="34F9C15D">
-            <wp:extent cx="1171575" cy="5534025"/>
-            <wp:effectExtent l="0" t="0" r="9525" b="9525"/>
-            <wp:docPr id="978176178" name="Picture 1"/>
+          <wp:inline distT="0" distB="0" distL="0" distR="0" wp14:anchorId="66DBD133" wp14:editId="0413FE64">
+            <wp:extent cx="5321808" cy="356616"/>
+            <wp:effectExtent l="0" t="0" r="0" b="5715"/>
+            <wp:docPr id="1415135132" name="Picture 1"/>
             <wp:cNvGraphicFramePr>
               <a:graphicFrameLocks xmlns:a="http://schemas.openxmlformats.org/drawingml/2006/main" noChangeAspect="1"/>
             </wp:cNvGraphicFramePr>
@@ -2080,7 +2414,7 @@
               <a:graphicData uri="http://schemas.openxmlformats.org/drawingml/2006/picture">
                 <pic:pic xmlns:pic="http://schemas.openxmlformats.org/drawingml/2006/picture">
                   <pic:nvPicPr>
-                    <pic:cNvPr id="978176178" name="Picture 978176178"/>
+                    <pic:cNvPr id="1415135132" name="Picture 1415135132"/>
                     <pic:cNvPicPr/>
                   </pic:nvPicPr>
                   <pic:blipFill>
@@ -2098,7 +2432,7 @@
                   <pic:spPr>
                     <a:xfrm>
                       <a:off x="0" y="0"/>
-                      <a:ext cx="1171575" cy="5534025"/>
+                      <a:ext cx="5321808" cy="356616"/>
                     </a:xfrm>
                     <a:prstGeom prst="rect">
                       <a:avLst/>
@@ -2563,6 +2897,7 @@
           <w:sz w:val="20"/>
           <w:szCs w:val="20"/>
         </w:rPr>
+        <w:lastRenderedPageBreak/>
         <w:t>Key Idea</w:t>
       </w:r>
     </w:p>
@@ -2734,7 +3069,27 @@
           <w:sz w:val="20"/>
           <w:szCs w:val="20"/>
         </w:rPr>
-        <w:t>ALS (Alternating Least Squares) is a collaborative filtering method that learns user preferences from interaction data. Instead of using product features, this model focuses on how users interact with products</w:t>
+        <w:t xml:space="preserve">ALS (Alternating Least Squares) is a collaborative filtering method that </w:t>
+      </w:r>
+      <w:proofErr w:type="gramStart"/>
+      <w:r>
+        <w:rPr>
+          <w:rFonts w:ascii="Calibri" w:hAnsi="Calibri" w:cs="Calibri"/>
+          <w:color w:val="000000" w:themeColor="text1"/>
+          <w:sz w:val="20"/>
+          <w:szCs w:val="20"/>
+        </w:rPr>
+        <w:t>learns</w:t>
+      </w:r>
+      <w:proofErr w:type="gramEnd"/>
+      <w:r>
+        <w:rPr>
+          <w:rFonts w:ascii="Calibri" w:hAnsi="Calibri" w:cs="Calibri"/>
+          <w:color w:val="000000" w:themeColor="text1"/>
+          <w:sz w:val="20"/>
+          <w:szCs w:val="20"/>
+        </w:rPr>
+        <w:t xml:space="preserve"> user preferences from interaction data. Instead of using product features, this model focuses on how users interact with products</w:t>
       </w:r>
       <w:r>
         <w:rPr>
@@ -3012,7 +3367,27 @@
           <w:sz w:val="20"/>
           <w:szCs w:val="20"/>
         </w:rPr>
-        <w:t>add to wishlist: 0.7</w:t>
+        <w:t xml:space="preserve">add to </w:t>
+      </w:r>
+      <w:proofErr w:type="spellStart"/>
+      <w:r>
+        <w:rPr>
+          <w:rFonts w:ascii="Calibri" w:hAnsi="Calibri" w:cs="Calibri"/>
+          <w:color w:val="000000" w:themeColor="text1"/>
+          <w:sz w:val="20"/>
+          <w:szCs w:val="20"/>
+        </w:rPr>
+        <w:t>wishlist</w:t>
+      </w:r>
+      <w:proofErr w:type="spellEnd"/>
+      <w:r>
+        <w:rPr>
+          <w:rFonts w:ascii="Calibri" w:hAnsi="Calibri" w:cs="Calibri"/>
+          <w:color w:val="000000" w:themeColor="text1"/>
+          <w:sz w:val="20"/>
+          <w:szCs w:val="20"/>
+        </w:rPr>
+        <w:t>: 0.7</w:t>
       </w:r>
     </w:p>
     <w:p>
@@ -3062,16 +3437,37 @@
           <w:sz w:val="20"/>
           <w:szCs w:val="20"/>
         </w:rPr>
-        <w:t>rating (R1–R5):</w:t>
-      </w:r>
-      <w:r>
-        <w:rPr>
-          <w:rFonts w:ascii="Calibri" w:hAnsi="Calibri" w:cs="Calibri"/>
-          <w:color w:val="000000" w:themeColor="text1"/>
-          <w:sz w:val="20"/>
-          <w:szCs w:val="20"/>
-        </w:rPr>
-        <w:t>Rating level</w:t>
+        <w:lastRenderedPageBreak/>
+        <w:t>rating (R1–R5</w:t>
+      </w:r>
+      <w:proofErr w:type="gramStart"/>
+      <w:r>
+        <w:rPr>
+          <w:rFonts w:ascii="Calibri" w:hAnsi="Calibri" w:cs="Calibri"/>
+          <w:color w:val="000000" w:themeColor="text1"/>
+          <w:sz w:val="20"/>
+          <w:szCs w:val="20"/>
+        </w:rPr>
+        <w:t>):</w:t>
+      </w:r>
+      <w:r>
+        <w:rPr>
+          <w:rFonts w:ascii="Calibri" w:hAnsi="Calibri" w:cs="Calibri"/>
+          <w:color w:val="000000" w:themeColor="text1"/>
+          <w:sz w:val="20"/>
+          <w:szCs w:val="20"/>
+        </w:rPr>
+        <w:t>Rating</w:t>
+      </w:r>
+      <w:proofErr w:type="gramEnd"/>
+      <w:r>
+        <w:rPr>
+          <w:rFonts w:ascii="Calibri" w:hAnsi="Calibri" w:cs="Calibri"/>
+          <w:color w:val="000000" w:themeColor="text1"/>
+          <w:sz w:val="20"/>
+          <w:szCs w:val="20"/>
+        </w:rPr>
+        <w:t xml:space="preserve"> level</w:t>
       </w:r>
     </w:p>
     <w:p>
@@ -3115,7 +3511,6 @@
           <w:sz w:val="20"/>
           <w:szCs w:val="20"/>
         </w:rPr>
-        <w:lastRenderedPageBreak/>
         <w:t>ALS then factorizes this matrix into two smaller matrices: a user embedding matrix</w:t>
       </w:r>
       <w:r>
@@ -3831,6 +4226,7 @@
         <w:rPr>
           <w:rFonts w:ascii="Calibri" w:hAnsi="Calibri" w:cs="Calibri"/>
         </w:rPr>
+        <w:lastRenderedPageBreak/>
         <w:t xml:space="preserve"> </w:t>
       </w:r>
       <w:r>
@@ -3921,7 +4317,6 @@
         <w:rPr>
           <w:rFonts w:ascii="Calibri" w:hAnsi="Calibri" w:cs="Calibri"/>
         </w:rPr>
-        <w:lastRenderedPageBreak/>
         <w:t xml:space="preserve"> </w:t>
       </w:r>
       <w:r>
@@ -4156,11 +4551,19 @@
           <w:rFonts w:ascii="Calibri" w:hAnsi="Calibri" w:cs="Calibri"/>
         </w:rPr>
       </w:pPr>
-      <w:r>
-        <w:rPr>
-          <w:rFonts w:ascii="Calibri" w:hAnsi="Calibri" w:cs="Calibri"/>
-        </w:rPr>
-        <w:t>LightGCN (Graph-Based Model)</w:t>
+      <w:proofErr w:type="spellStart"/>
+      <w:r>
+        <w:rPr>
+          <w:rFonts w:ascii="Calibri" w:hAnsi="Calibri" w:cs="Calibri"/>
+        </w:rPr>
+        <w:t>LightGCN</w:t>
+      </w:r>
+      <w:proofErr w:type="spellEnd"/>
+      <w:r>
+        <w:rPr>
+          <w:rFonts w:ascii="Calibri" w:hAnsi="Calibri" w:cs="Calibri"/>
+        </w:rPr>
+        <w:t xml:space="preserve"> (Graph-Based Model)</w:t>
       </w:r>
       <w:r>
         <w:rPr>
@@ -4179,11 +4582,19 @@
           <w:rFonts w:ascii="Calibri" w:hAnsi="Calibri" w:cs="Calibri"/>
         </w:rPr>
       </w:pPr>
-      <w:r>
-        <w:rPr>
-          <w:rFonts w:ascii="Calibri" w:hAnsi="Calibri" w:cs="Calibri"/>
-        </w:rPr>
-        <w:t xml:space="preserve">LightGCN is a graph-based recommendation model that learns from the relationships between users and products. Instead of using </w:t>
+      <w:proofErr w:type="spellStart"/>
+      <w:r>
+        <w:rPr>
+          <w:rFonts w:ascii="Calibri" w:hAnsi="Calibri" w:cs="Calibri"/>
+        </w:rPr>
+        <w:t>LightGCN</w:t>
+      </w:r>
+      <w:proofErr w:type="spellEnd"/>
+      <w:r>
+        <w:rPr>
+          <w:rFonts w:ascii="Calibri" w:hAnsi="Calibri" w:cs="Calibri"/>
+        </w:rPr>
+        <w:t xml:space="preserve"> is a graph-based recommendation model that learns from the relationships between users and products. Instead of using </w:t>
       </w:r>
       <w:r>
         <w:rPr>
@@ -4247,8 +4658,18 @@
           <w:b/>
           <w:bCs/>
         </w:rPr>
-        <w:t>we use LightGCN</w:t>
-      </w:r>
+        <w:t xml:space="preserve">we use </w:t>
+      </w:r>
+      <w:proofErr w:type="spellStart"/>
+      <w:r>
+        <w:rPr>
+          <w:rFonts w:ascii="Calibri" w:hAnsi="Calibri" w:cs="Calibri"/>
+          <w:b/>
+          <w:bCs/>
+        </w:rPr>
+        <w:t>LightGCN</w:t>
+      </w:r>
+      <w:proofErr w:type="spellEnd"/>
     </w:p>
     <w:p>
       <w:pPr>
@@ -4260,11 +4681,19 @@
           <w:rFonts w:ascii="Calibri" w:hAnsi="Calibri" w:cs="Calibri"/>
         </w:rPr>
       </w:pPr>
-      <w:r>
-        <w:rPr>
-          <w:rFonts w:ascii="Calibri" w:hAnsi="Calibri" w:cs="Calibri"/>
-        </w:rPr>
-        <w:t>LightGCN can capture more complex relationships between users and products by using the structure of the interaction graph. This makes it a strong choice for personalized recommendation, especially when interaction data is limited.</w:t>
+      <w:proofErr w:type="spellStart"/>
+      <w:r>
+        <w:rPr>
+          <w:rFonts w:ascii="Calibri" w:hAnsi="Calibri" w:cs="Calibri"/>
+        </w:rPr>
+        <w:t>LightGCN</w:t>
+      </w:r>
+      <w:proofErr w:type="spellEnd"/>
+      <w:r>
+        <w:rPr>
+          <w:rFonts w:ascii="Calibri" w:hAnsi="Calibri" w:cs="Calibri"/>
+        </w:rPr>
+        <w:t xml:space="preserve"> can capture more complex relationships between users and products by using the structure of the interaction graph. This makes it a strong choice for personalized recommendation, especially when interaction data is limited.</w:t>
       </w:r>
     </w:p>
     <w:p>
@@ -4305,7 +4734,49 @@
         <w:rPr>
           <w:rFonts w:ascii="Calibri" w:hAnsi="Calibri" w:cs="Calibri"/>
         </w:rPr>
-        <w:t>This model was implemented using PyTorch and PyTorch Geometric (PyG).</w:t>
+        <w:t xml:space="preserve">This model was implemented using </w:t>
+      </w:r>
+      <w:proofErr w:type="spellStart"/>
+      <w:r>
+        <w:rPr>
+          <w:rFonts w:ascii="Calibri" w:hAnsi="Calibri" w:cs="Calibri"/>
+        </w:rPr>
+        <w:t>PyTorch</w:t>
+      </w:r>
+      <w:proofErr w:type="spellEnd"/>
+      <w:r>
+        <w:rPr>
+          <w:rFonts w:ascii="Calibri" w:hAnsi="Calibri" w:cs="Calibri"/>
+        </w:rPr>
+        <w:t xml:space="preserve"> and </w:t>
+      </w:r>
+      <w:proofErr w:type="spellStart"/>
+      <w:r>
+        <w:rPr>
+          <w:rFonts w:ascii="Calibri" w:hAnsi="Calibri" w:cs="Calibri"/>
+        </w:rPr>
+        <w:t>PyTorch</w:t>
+      </w:r>
+      <w:proofErr w:type="spellEnd"/>
+      <w:r>
+        <w:rPr>
+          <w:rFonts w:ascii="Calibri" w:hAnsi="Calibri" w:cs="Calibri"/>
+        </w:rPr>
+        <w:t xml:space="preserve"> Geometric (</w:t>
+      </w:r>
+      <w:proofErr w:type="spellStart"/>
+      <w:r>
+        <w:rPr>
+          <w:rFonts w:ascii="Calibri" w:hAnsi="Calibri" w:cs="Calibri"/>
+        </w:rPr>
+        <w:t>PyG</w:t>
+      </w:r>
+      <w:proofErr w:type="spellEnd"/>
+      <w:r>
+        <w:rPr>
+          <w:rFonts w:ascii="Calibri" w:hAnsi="Calibri" w:cs="Calibri"/>
+        </w:rPr>
+        <w:t>).</w:t>
       </w:r>
     </w:p>
     <w:p>
@@ -4432,7 +4903,35 @@
         <w:rPr>
           <w:rFonts w:ascii="Calibri" w:hAnsi="Calibri" w:cs="Calibri"/>
         </w:rPr>
-        <w:t>The model learns to give higher scores to positive items than to negative ones. After training, the final embeddings are used to recommend products.</w:t>
+        <w:t xml:space="preserve">The model learns to give higher scores </w:t>
+      </w:r>
+      <w:proofErr w:type="gramStart"/>
+      <w:r>
+        <w:rPr>
+          <w:rFonts w:ascii="Calibri" w:hAnsi="Calibri" w:cs="Calibri"/>
+        </w:rPr>
+        <w:t>to</w:t>
+      </w:r>
+      <w:proofErr w:type="gramEnd"/>
+      <w:r>
+        <w:rPr>
+          <w:rFonts w:ascii="Calibri" w:hAnsi="Calibri" w:cs="Calibri"/>
+        </w:rPr>
+        <w:t xml:space="preserve"> positive items than </w:t>
+      </w:r>
+      <w:proofErr w:type="gramStart"/>
+      <w:r>
+        <w:rPr>
+          <w:rFonts w:ascii="Calibri" w:hAnsi="Calibri" w:cs="Calibri"/>
+        </w:rPr>
+        <w:t>to</w:t>
+      </w:r>
+      <w:proofErr w:type="gramEnd"/>
+      <w:r>
+        <w:rPr>
+          <w:rFonts w:ascii="Calibri" w:hAnsi="Calibri" w:cs="Calibri"/>
+        </w:rPr>
+        <w:t xml:space="preserve"> negative ones. After training, the final embeddings are used to recommend products.</w:t>
       </w:r>
     </w:p>
     <w:p>
@@ -4529,6 +5028,7 @@
           <w:noProof/>
           <w:szCs w:val="20"/>
         </w:rPr>
+        <w:lastRenderedPageBreak/>
         <w:drawing>
           <wp:inline distT="0" distB="0" distL="0" distR="0" wp14:anchorId="3D9D5837" wp14:editId="6D996410">
             <wp:extent cx="3909848" cy="355600"/>
@@ -4622,7 +5122,6 @@
           <w:bdr w:val="none" w:sz="0" w:space="0" w:color="auto" w:frame="1"/>
           <w14:ligatures w14:val="none"/>
         </w:rPr>
-        <w:lastRenderedPageBreak/>
         <w:t>σ</w:t>
       </w:r>
       <w:r>
@@ -4681,6 +5180,8 @@
         </w:rPr>
         <w:t>​ is the set of triplets (</w:t>
       </w:r>
+      <w:proofErr w:type="spellStart"/>
+      <w:proofErr w:type="gramStart"/>
       <w:r>
         <w:rPr>
           <w:rFonts w:ascii="Calibri" w:eastAsia="Times New Roman" w:hAnsi="Calibri" w:cs="Calibri"/>
@@ -4720,6 +5221,7 @@
         </w:rPr>
         <w:t>i</w:t>
       </w:r>
+      <w:proofErr w:type="gramEnd"/>
       <w:r>
         <w:rPr>
           <w:rFonts w:ascii="Calibri" w:eastAsia="Times New Roman" w:hAnsi="Calibri" w:cs="Calibri"/>
@@ -4745,6 +5247,7 @@
         </w:rPr>
         <w:t>j</w:t>
       </w:r>
+      <w:proofErr w:type="spellEnd"/>
       <w:r>
         <w:rPr>
           <w:rFonts w:ascii="Calibri" w:eastAsia="Times New Roman" w:hAnsi="Calibri" w:cs="Calibri"/>
@@ -4781,6 +5284,7 @@
         </w:rPr>
         <w:t> has interacted with item </w:t>
       </w:r>
+      <w:proofErr w:type="spellStart"/>
       <w:r>
         <w:rPr>
           <w:rFonts w:ascii="Calibri" w:eastAsia="Times New Roman" w:hAnsi="Calibri" w:cs="Calibri"/>
@@ -4795,6 +5299,7 @@
         </w:rPr>
         <w:t>i</w:t>
       </w:r>
+      <w:proofErr w:type="spellEnd"/>
       <w:r>
         <w:rPr>
           <w:rFonts w:ascii="Calibri" w:eastAsia="Times New Roman" w:hAnsi="Calibri" w:cs="Calibri"/>
@@ -5062,11 +5567,19 @@
           <w:rFonts w:ascii="Calibri" w:hAnsi="Calibri" w:cs="Calibri"/>
         </w:rPr>
       </w:pPr>
-      <w:r>
-        <w:rPr>
-          <w:rFonts w:ascii="Calibri" w:hAnsi="Calibri" w:cs="Calibri"/>
-        </w:rPr>
-        <w:t>embedding_dim: 64 — size of the vector used to represent each user and item</w:t>
+      <w:proofErr w:type="spellStart"/>
+      <w:r>
+        <w:rPr>
+          <w:rFonts w:ascii="Calibri" w:hAnsi="Calibri" w:cs="Calibri"/>
+        </w:rPr>
+        <w:t>embedding_dim</w:t>
+      </w:r>
+      <w:proofErr w:type="spellEnd"/>
+      <w:r>
+        <w:rPr>
+          <w:rFonts w:ascii="Calibri" w:hAnsi="Calibri" w:cs="Calibri"/>
+        </w:rPr>
+        <w:t>: 64 — size of the vector used to represent each user and item</w:t>
       </w:r>
     </w:p>
     <w:p>
@@ -5082,11 +5595,19 @@
           <w:rFonts w:ascii="Calibri" w:hAnsi="Calibri" w:cs="Calibri"/>
         </w:rPr>
       </w:pPr>
-      <w:r>
-        <w:rPr>
-          <w:rFonts w:ascii="Calibri" w:hAnsi="Calibri" w:cs="Calibri"/>
-        </w:rPr>
-        <w:t>num_layers: 3 — number of graph propagation steps</w:t>
+      <w:proofErr w:type="spellStart"/>
+      <w:r>
+        <w:rPr>
+          <w:rFonts w:ascii="Calibri" w:hAnsi="Calibri" w:cs="Calibri"/>
+        </w:rPr>
+        <w:t>num_layers</w:t>
+      </w:r>
+      <w:proofErr w:type="spellEnd"/>
+      <w:r>
+        <w:rPr>
+          <w:rFonts w:ascii="Calibri" w:hAnsi="Calibri" w:cs="Calibri"/>
+        </w:rPr>
+        <w:t>: 3 — number of graph propagation steps</w:t>
       </w:r>
     </w:p>
     <w:p>
@@ -5102,11 +5623,19 @@
           <w:rFonts w:ascii="Calibri" w:hAnsi="Calibri" w:cs="Calibri"/>
         </w:rPr>
       </w:pPr>
-      <w:r>
-        <w:rPr>
-          <w:rFonts w:ascii="Calibri" w:hAnsi="Calibri" w:cs="Calibri"/>
-        </w:rPr>
-        <w:t>batch_size: 30 — number of samples used in each training step</w:t>
+      <w:proofErr w:type="spellStart"/>
+      <w:r>
+        <w:rPr>
+          <w:rFonts w:ascii="Calibri" w:hAnsi="Calibri" w:cs="Calibri"/>
+        </w:rPr>
+        <w:t>batch_size</w:t>
+      </w:r>
+      <w:proofErr w:type="spellEnd"/>
+      <w:r>
+        <w:rPr>
+          <w:rFonts w:ascii="Calibri" w:hAnsi="Calibri" w:cs="Calibri"/>
+        </w:rPr>
+        <w:t>: 30 — number of samples used in each training step</w:t>
       </w:r>
     </w:p>
     <w:p>
@@ -5142,11 +5671,19 @@
           <w:rFonts w:ascii="Calibri" w:hAnsi="Calibri" w:cs="Calibri"/>
         </w:rPr>
       </w:pPr>
-      <w:r>
-        <w:rPr>
-          <w:rFonts w:ascii="Calibri" w:hAnsi="Calibri" w:cs="Calibri"/>
-        </w:rPr>
-        <w:t>learning_rate: 0.01 — step size used to update model parameters</w:t>
+      <w:proofErr w:type="spellStart"/>
+      <w:r>
+        <w:rPr>
+          <w:rFonts w:ascii="Calibri" w:hAnsi="Calibri" w:cs="Calibri"/>
+        </w:rPr>
+        <w:t>learning_rate</w:t>
+      </w:r>
+      <w:proofErr w:type="spellEnd"/>
+      <w:r>
+        <w:rPr>
+          <w:rFonts w:ascii="Calibri" w:hAnsi="Calibri" w:cs="Calibri"/>
+        </w:rPr>
+        <w:t>: 0.01 — step size used to update model parameters</w:t>
       </w:r>
     </w:p>
     <w:p>
@@ -5523,7 +6060,70 @@
         <w:rPr>
           <w:rFonts w:ascii="Calibri" w:hAnsi="Calibri" w:cs="Calibri"/>
         </w:rPr>
-        <w:t>The main metrics used are Precision@K and Recall@K. Precision@K measures the proportion of recommended items in the top K results that are relevant to the user. Recall@K measures how many of the relevant items are successfully retrieved within the top K recommendations. These metrics help us understand both the accuracy and coverage of the recommendation models.</w:t>
+        <w:t xml:space="preserve">The main metrics used are </w:t>
+      </w:r>
+      <w:proofErr w:type="spellStart"/>
+      <w:r>
+        <w:rPr>
+          <w:rFonts w:ascii="Calibri" w:hAnsi="Calibri" w:cs="Calibri"/>
+        </w:rPr>
+        <w:t>Precision@K</w:t>
+      </w:r>
+      <w:proofErr w:type="spellEnd"/>
+      <w:r>
+        <w:rPr>
+          <w:rFonts w:ascii="Calibri" w:hAnsi="Calibri" w:cs="Calibri"/>
+        </w:rPr>
+        <w:t xml:space="preserve"> and </w:t>
+      </w:r>
+      <w:proofErr w:type="spellStart"/>
+      <w:r>
+        <w:rPr>
+          <w:rFonts w:ascii="Calibri" w:hAnsi="Calibri" w:cs="Calibri"/>
+        </w:rPr>
+        <w:t>Recall@K</w:t>
+      </w:r>
+      <w:proofErr w:type="spellEnd"/>
+      <w:r>
+        <w:rPr>
+          <w:rFonts w:ascii="Calibri" w:hAnsi="Calibri" w:cs="Calibri"/>
+        </w:rPr>
+        <w:t xml:space="preserve">. </w:t>
+      </w:r>
+      <w:proofErr w:type="spellStart"/>
+      <w:r>
+        <w:rPr>
+          <w:rFonts w:ascii="Calibri" w:hAnsi="Calibri" w:cs="Calibri"/>
+        </w:rPr>
+        <w:t>Precision@K</w:t>
+      </w:r>
+      <w:proofErr w:type="spellEnd"/>
+      <w:r>
+        <w:rPr>
+          <w:rFonts w:ascii="Calibri" w:hAnsi="Calibri" w:cs="Calibri"/>
+        </w:rPr>
+        <w:t xml:space="preserve"> measures the proportion of recommended items in the top K results that are relevant to the user. </w:t>
+      </w:r>
+      <w:proofErr w:type="spellStart"/>
+      <w:r>
+        <w:rPr>
+          <w:rFonts w:ascii="Calibri" w:hAnsi="Calibri" w:cs="Calibri"/>
+        </w:rPr>
+        <w:t>Recall@K</w:t>
+      </w:r>
+      <w:proofErr w:type="spellEnd"/>
+      <w:r>
+        <w:rPr>
+          <w:rFonts w:ascii="Calibri" w:hAnsi="Calibri" w:cs="Calibri"/>
+        </w:rPr>
+        <w:t xml:space="preserve"> measures how many of the relevant items are successfully retrieved within </w:t>
+      </w:r>
+      <w:r>
+        <w:rPr>
+          <w:rFonts w:ascii="Calibri" w:hAnsi="Calibri" w:cs="Calibri"/>
+        </w:rPr>
+        <w:lastRenderedPageBreak/>
+        <w:t>the top K recommendations. These metrics help us understand both the accuracy and coverage of the recommendation models.</w:t>
       </w:r>
     </w:p>
     <w:p>
@@ -5551,7 +6151,6 @@
         <w:rPr>
           <w:rFonts w:ascii="Calibri" w:hAnsi="Calibri" w:cs="Calibri"/>
         </w:rPr>
-        <w:lastRenderedPageBreak/>
         <w:t>To evaluate the models, the interaction data is used as the ground truth. For each user, a set of interacted items represents their preferences. The models generate a list of top K recommended items, and these results are compared with the actual interactions to compute the evaluation metrics.</w:t>
       </w:r>
     </w:p>
@@ -5569,7 +6168,35 @@
         <w:rPr>
           <w:rFonts w:ascii="Calibri" w:hAnsi="Calibri" w:cs="Calibri"/>
         </w:rPr>
-        <w:t>For training and evaluation, the dataset is divided using the train_test_split function from the scikit-learn library. In this project, 60% of the data is used for training and 40% is used for testing. This ensures that the models are evaluated on unseen data and can generalize to new users and interactions.</w:t>
+        <w:t xml:space="preserve">For training and evaluation, the dataset is divided using the </w:t>
+      </w:r>
+      <w:proofErr w:type="spellStart"/>
+      <w:r>
+        <w:rPr>
+          <w:rFonts w:ascii="Calibri" w:hAnsi="Calibri" w:cs="Calibri"/>
+        </w:rPr>
+        <w:t>train_test_split</w:t>
+      </w:r>
+      <w:proofErr w:type="spellEnd"/>
+      <w:r>
+        <w:rPr>
+          <w:rFonts w:ascii="Calibri" w:hAnsi="Calibri" w:cs="Calibri"/>
+        </w:rPr>
+        <w:t xml:space="preserve"> function from the scikit-learn library. In this project, 60% of the data is used for training and 40% is used for testing. This ensures that the models are evaluated on unseen data and can </w:t>
+      </w:r>
+      <w:proofErr w:type="gramStart"/>
+      <w:r>
+        <w:rPr>
+          <w:rFonts w:ascii="Calibri" w:hAnsi="Calibri" w:cs="Calibri"/>
+        </w:rPr>
+        <w:t>generalize to</w:t>
+      </w:r>
+      <w:proofErr w:type="gramEnd"/>
+      <w:r>
+        <w:rPr>
+          <w:rFonts w:ascii="Calibri" w:hAnsi="Calibri" w:cs="Calibri"/>
+        </w:rPr>
+        <w:t xml:space="preserve"> new users and interactions.</w:t>
       </w:r>
     </w:p>
     <w:p>
@@ -5786,6 +6413,7 @@
       <w:r>
         <w:rPr>
           <w:rFonts w:ascii="Calibri" w:hAnsi="Calibri" w:cs="Calibri"/>
+          <w:noProof/>
           <w:szCs w:val="20"/>
         </w:rPr>
         <w:lastRenderedPageBreak/>
@@ -7208,6 +7836,7 @@
       <w:r>
         <w:rPr>
           <w:rFonts w:ascii="Calibri" w:hAnsi="Calibri" w:cs="Calibri"/>
+          <w:noProof/>
           <w:szCs w:val="20"/>
         </w:rPr>
         <w:lastRenderedPageBreak/>
@@ -7515,7 +8144,21 @@
         <w:rPr>
           <w:rFonts w:ascii="Calibri" w:hAnsi="Calibri" w:cs="Calibri"/>
         </w:rPr>
-        <w:t xml:space="preserve">ALS and LightGCN: </w:t>
+        <w:t xml:space="preserve">ALS and </w:t>
+      </w:r>
+      <w:proofErr w:type="spellStart"/>
+      <w:r>
+        <w:rPr>
+          <w:rFonts w:ascii="Calibri" w:hAnsi="Calibri" w:cs="Calibri"/>
+        </w:rPr>
+        <w:t>LightGCN</w:t>
+      </w:r>
+      <w:proofErr w:type="spellEnd"/>
+      <w:r>
+        <w:rPr>
+          <w:rFonts w:ascii="Calibri" w:hAnsi="Calibri" w:cs="Calibri"/>
+        </w:rPr>
+        <w:t xml:space="preserve">: </w:t>
       </w:r>
     </w:p>
     <w:p>
@@ -7567,7 +8210,47 @@
           <w:szCs w:val="20"/>
         </w:rPr>
         <w:lastRenderedPageBreak/>
-        <w:t>The performance of the models is evaluated using Precision@K and Recall@K. Multiple experiments were conducted by changing model settings such as hyperparameters and observing their impact on performance.</w:t>
+        <w:t xml:space="preserve">The performance of the models is evaluated using </w:t>
+      </w:r>
+      <w:proofErr w:type="spellStart"/>
+      <w:r>
+        <w:rPr>
+          <w:rFonts w:ascii="Calibri" w:hAnsi="Calibri" w:cs="Calibri"/>
+          <w:color w:val="000000" w:themeColor="text1"/>
+          <w:sz w:val="20"/>
+          <w:szCs w:val="20"/>
+        </w:rPr>
+        <w:t>Precision@K</w:t>
+      </w:r>
+      <w:proofErr w:type="spellEnd"/>
+      <w:r>
+        <w:rPr>
+          <w:rFonts w:ascii="Calibri" w:hAnsi="Calibri" w:cs="Calibri"/>
+          <w:color w:val="000000" w:themeColor="text1"/>
+          <w:sz w:val="20"/>
+          <w:szCs w:val="20"/>
+        </w:rPr>
+        <w:t xml:space="preserve"> and </w:t>
+      </w:r>
+      <w:proofErr w:type="spellStart"/>
+      <w:r>
+        <w:rPr>
+          <w:rFonts w:ascii="Calibri" w:hAnsi="Calibri" w:cs="Calibri"/>
+          <w:color w:val="000000" w:themeColor="text1"/>
+          <w:sz w:val="20"/>
+          <w:szCs w:val="20"/>
+        </w:rPr>
+        <w:t>Recall@K</w:t>
+      </w:r>
+      <w:proofErr w:type="spellEnd"/>
+      <w:r>
+        <w:rPr>
+          <w:rFonts w:ascii="Calibri" w:hAnsi="Calibri" w:cs="Calibri"/>
+          <w:color w:val="000000" w:themeColor="text1"/>
+          <w:sz w:val="20"/>
+          <w:szCs w:val="20"/>
+        </w:rPr>
+        <w:t>. Multiple experiments were conducted by changing model settings such as hyperparameters and observing their impact on performance.</w:t>
       </w:r>
     </w:p>
     <w:p>
@@ -7640,7 +8323,27 @@
           <w:sz w:val="20"/>
           <w:szCs w:val="20"/>
         </w:rPr>
-        <w:t>We also tested different hyperparameter values to see how they affect performance. For example, in LightGCN, we varied the number of layers and embedding size. We observed that increasing the number of layers helps the model capture more information from the graph, but too many layers may lead to over-smoothing.</w:t>
+        <w:t xml:space="preserve">We also tested different hyperparameter values to see how they affect performance. For example, in </w:t>
+      </w:r>
+      <w:proofErr w:type="spellStart"/>
+      <w:r>
+        <w:rPr>
+          <w:rFonts w:ascii="Calibri" w:hAnsi="Calibri" w:cs="Calibri"/>
+          <w:color w:val="000000" w:themeColor="text1"/>
+          <w:sz w:val="20"/>
+          <w:szCs w:val="20"/>
+        </w:rPr>
+        <w:t>LightGCN</w:t>
+      </w:r>
+      <w:proofErr w:type="spellEnd"/>
+      <w:r>
+        <w:rPr>
+          <w:rFonts w:ascii="Calibri" w:hAnsi="Calibri" w:cs="Calibri"/>
+          <w:color w:val="000000" w:themeColor="text1"/>
+          <w:sz w:val="20"/>
+          <w:szCs w:val="20"/>
+        </w:rPr>
+        <w:t>, we varied the number of layers and embedding size. We observed that increasing the number of layers helps the model capture more information from the graph, but too many layers may lead to over-smoothing.</w:t>
       </w:r>
     </w:p>
     <w:p>
@@ -7748,7 +8451,67 @@
           <w:sz w:val="20"/>
           <w:szCs w:val="20"/>
         </w:rPr>
-        <w:t>From the experiments, we observe that LightGCN performs better than ALS when user interaction data is sparse, such as in the case of new users with very few interactions. This is because LightGCN uses the graph structure to share information between users and items, allowing it to learn even with limited data.</w:t>
+        <w:t xml:space="preserve">From the experiments, we observe that </w:t>
+      </w:r>
+      <w:proofErr w:type="spellStart"/>
+      <w:r>
+        <w:rPr>
+          <w:rFonts w:ascii="Calibri" w:hAnsi="Calibri" w:cs="Calibri"/>
+          <w:color w:val="000000" w:themeColor="text1"/>
+          <w:sz w:val="20"/>
+          <w:szCs w:val="20"/>
+        </w:rPr>
+        <w:t>LightGCN</w:t>
+      </w:r>
+      <w:proofErr w:type="spellEnd"/>
+      <w:r>
+        <w:rPr>
+          <w:rFonts w:ascii="Calibri" w:hAnsi="Calibri" w:cs="Calibri"/>
+          <w:color w:val="000000" w:themeColor="text1"/>
+          <w:sz w:val="20"/>
+          <w:szCs w:val="20"/>
+        </w:rPr>
+        <w:t xml:space="preserve"> performs better than ALS when user interaction data is sparse, such as in the case of new users with very few interactions. This is because </w:t>
+      </w:r>
+      <w:proofErr w:type="spellStart"/>
+      <w:r>
+        <w:rPr>
+          <w:rFonts w:ascii="Calibri" w:hAnsi="Calibri" w:cs="Calibri"/>
+          <w:color w:val="000000" w:themeColor="text1"/>
+          <w:sz w:val="20"/>
+          <w:szCs w:val="20"/>
+        </w:rPr>
+        <w:t>LightGCN</w:t>
+      </w:r>
+      <w:proofErr w:type="spellEnd"/>
+      <w:r>
+        <w:rPr>
+          <w:rFonts w:ascii="Calibri" w:hAnsi="Calibri" w:cs="Calibri"/>
+          <w:color w:val="000000" w:themeColor="text1"/>
+          <w:sz w:val="20"/>
+          <w:szCs w:val="20"/>
+        </w:rPr>
+        <w:t xml:space="preserve"> uses </w:t>
+      </w:r>
+      <w:proofErr w:type="gramStart"/>
+      <w:r>
+        <w:rPr>
+          <w:rFonts w:ascii="Calibri" w:hAnsi="Calibri" w:cs="Calibri"/>
+          <w:color w:val="000000" w:themeColor="text1"/>
+          <w:sz w:val="20"/>
+          <w:szCs w:val="20"/>
+        </w:rPr>
+        <w:t>the graph</w:t>
+      </w:r>
+      <w:proofErr w:type="gramEnd"/>
+      <w:r>
+        <w:rPr>
+          <w:rFonts w:ascii="Calibri" w:hAnsi="Calibri" w:cs="Calibri"/>
+          <w:color w:val="000000" w:themeColor="text1"/>
+          <w:sz w:val="20"/>
+          <w:szCs w:val="20"/>
+        </w:rPr>
+        <w:t xml:space="preserve"> structure to share information between users and items, allowing it to learn even with limited data.</w:t>
       </w:r>
     </w:p>
     <w:p>
@@ -7792,7 +8555,27 @@
           <w:sz w:val="20"/>
           <w:szCs w:val="20"/>
         </w:rPr>
-        <w:t>This shows that each model has its own advantage depending on the data condition. LightGCN is more suitable for cold-start or sparse scenarios, while ALS is effective in long-term usage where sufficient interaction data is available.</w:t>
+        <w:t xml:space="preserve">This shows that each model has its own advantage depending on the data condition. </w:t>
+      </w:r>
+      <w:proofErr w:type="spellStart"/>
+      <w:r>
+        <w:rPr>
+          <w:rFonts w:ascii="Calibri" w:hAnsi="Calibri" w:cs="Calibri"/>
+          <w:color w:val="000000" w:themeColor="text1"/>
+          <w:sz w:val="20"/>
+          <w:szCs w:val="20"/>
+        </w:rPr>
+        <w:t>LightGCN</w:t>
+      </w:r>
+      <w:proofErr w:type="spellEnd"/>
+      <w:r>
+        <w:rPr>
+          <w:rFonts w:ascii="Calibri" w:hAnsi="Calibri" w:cs="Calibri"/>
+          <w:color w:val="000000" w:themeColor="text1"/>
+          <w:sz w:val="20"/>
+          <w:szCs w:val="20"/>
+        </w:rPr>
+        <w:t xml:space="preserve"> is more suitable for cold-start or sparse scenarios, while ALS is effective in long-term usage where sufficient interaction data is available.</w:t>
       </w:r>
     </w:p>
     <w:p>
@@ -7878,7 +8661,27 @@
           <w:sz w:val="20"/>
           <w:szCs w:val="20"/>
         </w:rPr>
-        <w:t>During training, we also observed how the models converge over time. For LightGCN, the training loss decreases steadily as the number of epochs increases, showing that the model is learning effectively. After a certain number of epochs, the improvement becomes smaller, indicating that the model has reached a stable state.</w:t>
+        <w:t xml:space="preserve">During training, we also observed how the models converge over time. For </w:t>
+      </w:r>
+      <w:proofErr w:type="spellStart"/>
+      <w:r>
+        <w:rPr>
+          <w:rFonts w:ascii="Calibri" w:hAnsi="Calibri" w:cs="Calibri"/>
+          <w:color w:val="000000" w:themeColor="text1"/>
+          <w:sz w:val="20"/>
+          <w:szCs w:val="20"/>
+        </w:rPr>
+        <w:t>LightGCN</w:t>
+      </w:r>
+      <w:proofErr w:type="spellEnd"/>
+      <w:r>
+        <w:rPr>
+          <w:rFonts w:ascii="Calibri" w:hAnsi="Calibri" w:cs="Calibri"/>
+          <w:color w:val="000000" w:themeColor="text1"/>
+          <w:sz w:val="20"/>
+          <w:szCs w:val="20"/>
+        </w:rPr>
+        <w:t>, the training loss decreases steadily as the number of epochs increases, showing that the model is learning effectively. After a certain number of epochs, the improvement becomes smaller, indicating that the model has reached a stable state.</w:t>
       </w:r>
     </w:p>
     <w:p>
@@ -11848,6 +12651,7 @@
   <w:style w:type="character" w:default="1" w:styleId="DefaultParagraphFont">
     <w:name w:val="Default Paragraph Font"/>
     <w:uiPriority w:val="1"/>
+    <w:semiHidden/>
     <w:unhideWhenUsed/>
   </w:style>
   <w:style w:type="table" w:default="1" w:styleId="TableNormal">

--- a/report_brandon.docx
+++ b/report_brandon.docx
@@ -2174,7 +2174,42 @@
           <w:rFonts w:ascii="Calibri" w:hAnsi="Calibri" w:cs="Calibri"/>
           <w:szCs w:val="20"/>
         </w:rPr>
-        <w:t xml:space="preserve"> from scikit-learn where rows represent products and columns represent features. Unigrams and bigrams were used to represent single words and small phrases as features. Stop words were removed for words that appear too often and are not informative to reduce noise in the data. Additionally, minimum and maximum document frequency thresholds (</w:t>
+        <w:t xml:space="preserve"> from scikit-learn where rows represent products and columns represent features. Unigrams and bigrams were used to represent single words and small phrases as features. </w:t>
+      </w:r>
+      <w:r>
+        <w:rPr>
+          <w:rFonts w:ascii="Calibri" w:hAnsi="Calibri" w:cs="Calibri"/>
+          <w:szCs w:val="20"/>
+        </w:rPr>
+        <w:t>Stop words were removed to eliminate words that appear too frequently and are not informative, reducing noise in the data. A predefined set of stop words (ENGLISH_STOP_WORDS) from scikit-learn was used to remove common words such as ‘the’, ‘and’, and ‘is’. In addition, a custom set of</w:t>
+      </w:r>
+      <w:r>
+        <w:rPr>
+          <w:rFonts w:ascii="Calibri" w:hAnsi="Calibri" w:cs="Calibri"/>
+          <w:szCs w:val="20"/>
+        </w:rPr>
+        <w:t xml:space="preserve"> </w:t>
+      </w:r>
+      <w:r>
+        <w:rPr>
+          <w:rFonts w:ascii="Calibri" w:hAnsi="Calibri" w:cs="Calibri"/>
+          <w:szCs w:val="20"/>
+        </w:rPr>
+        <w:t>terms was included to further improve the quality of the recommendations. Examples of these words include ‘product’, ‘item’, ‘great’, ‘good’, ‘quality’, and ‘best’.</w:t>
+      </w:r>
+      <w:r>
+        <w:rPr>
+          <w:rFonts w:ascii="Calibri" w:hAnsi="Calibri" w:cs="Calibri"/>
+          <w:szCs w:val="20"/>
+        </w:rPr>
+        <w:t xml:space="preserve"> </w:t>
+      </w:r>
+      <w:r>
+        <w:rPr>
+          <w:rFonts w:ascii="Calibri" w:hAnsi="Calibri" w:cs="Calibri"/>
+          <w:szCs w:val="20"/>
+        </w:rPr>
+        <w:t>Additionally, minimum and maximum document frequency thresholds (</w:t>
       </w:r>
       <w:proofErr w:type="spellStart"/>
       <w:r>
@@ -2319,6 +2354,7 @@
           <w:rFonts w:ascii="Calibri" w:hAnsi="Calibri" w:cs="Calibri"/>
           <w:szCs w:val="20"/>
         </w:rPr>
+        <w:lastRenderedPageBreak/>
         <w:t xml:space="preserve">The key idea for this model is to convert text into a numerical value so the model can analyze it and recommend other similar products based on the results. </w:t>
       </w:r>
     </w:p>
@@ -2379,7 +2415,6 @@
           <w:bCs/>
           <w:szCs w:val="20"/>
         </w:rPr>
-        <w:lastRenderedPageBreak/>
         <w:t>Diagram</w:t>
       </w:r>
     </w:p>
@@ -2846,6 +2881,7 @@
           <w:sz w:val="20"/>
           <w:szCs w:val="20"/>
         </w:rPr>
+        <w:lastRenderedPageBreak/>
         <w:t>Next, all feature types are combined into a single feature matrix using horizontal stacking. This combined matrix represents each product in a high-dimensional space.</w:t>
       </w:r>
     </w:p>
@@ -2897,7 +2933,6 @@
           <w:sz w:val="20"/>
           <w:szCs w:val="20"/>
         </w:rPr>
-        <w:lastRenderedPageBreak/>
         <w:t>Key Idea</w:t>
       </w:r>
     </w:p>
@@ -3299,6 +3334,7 @@
           <w:sz w:val="20"/>
           <w:szCs w:val="20"/>
         </w:rPr>
+        <w:lastRenderedPageBreak/>
         <w:t>The process starts by converting user interactions into numerical scores. Since the dataset is based on implicit feedback, there are no explicit ratings from users. Instead, different types of interactions are assigned different weights to represent their importance.</w:t>
       </w:r>
       <w:r>
@@ -3437,7 +3473,6 @@
           <w:sz w:val="20"/>
           <w:szCs w:val="20"/>
         </w:rPr>
-        <w:lastRenderedPageBreak/>
         <w:t>rating (R1–R5</w:t>
       </w:r>
       <w:proofErr w:type="gramStart"/>
@@ -4099,6 +4134,7 @@
           <w:sz w:val="20"/>
           <w:szCs w:val="20"/>
         </w:rPr>
+        <w:lastRenderedPageBreak/>
         <w:t>factors: 50 — number of latent features used to represent users and items</w:t>
       </w:r>
     </w:p>
@@ -4226,7 +4262,6 @@
         <w:rPr>
           <w:rFonts w:ascii="Calibri" w:hAnsi="Calibri" w:cs="Calibri"/>
         </w:rPr>
-        <w:lastRenderedPageBreak/>
         <w:t xml:space="preserve"> </w:t>
       </w:r>
       <w:r>
@@ -4834,6 +4869,7 @@
         <w:rPr>
           <w:rFonts w:ascii="Calibri" w:hAnsi="Calibri" w:cs="Calibri"/>
         </w:rPr>
+        <w:lastRenderedPageBreak/>
         <w:t>Next, each user and each item is given a random embedding at the beginning. The model then updates these embeddings by passing information through the graph over multiple layers. During training, the model uses positive and negative sampling:</w:t>
       </w:r>
     </w:p>
@@ -5028,7 +5064,6 @@
           <w:noProof/>
           <w:szCs w:val="20"/>
         </w:rPr>
-        <w:lastRenderedPageBreak/>
         <w:drawing>
           <wp:inline distT="0" distB="0" distL="0" distR="0" wp14:anchorId="3D9D5837" wp14:editId="6D996410">
             <wp:extent cx="3909848" cy="355600"/>
@@ -5997,6 +6032,7 @@
         <w:rPr>
           <w:rFonts w:ascii="Calibri" w:hAnsi="Calibri" w:cs="Calibri"/>
         </w:rPr>
+        <w:lastRenderedPageBreak/>
         <w:t>Score Prediction</w:t>
       </w:r>
     </w:p>
@@ -6116,14 +6152,7 @@
         <w:rPr>
           <w:rFonts w:ascii="Calibri" w:hAnsi="Calibri" w:cs="Calibri"/>
         </w:rPr>
-        <w:t xml:space="preserve"> measures how many of the relevant items are successfully retrieved within </w:t>
-      </w:r>
-      <w:r>
-        <w:rPr>
-          <w:rFonts w:ascii="Calibri" w:hAnsi="Calibri" w:cs="Calibri"/>
-        </w:rPr>
-        <w:lastRenderedPageBreak/>
-        <w:t>the top K recommendations. These metrics help us understand both the accuracy and coverage of the recommendation models.</w:t>
+        <w:t xml:space="preserve"> measures how many of the relevant items are successfully retrieved within the top K recommendations. These metrics help us understand both the accuracy and coverage of the recommendation models.</w:t>
       </w:r>
     </w:p>
     <w:p>
@@ -7774,6 +7803,111 @@
         </w:rPr>
         <w:t>The KNN text based model performs well when the product descriptions contain important and meaningful information because it can better identify similarities based on keywords and phrases. Because the model uses product data instead of user data, it can be effective if there is no user information. However, because it only takes text into consideration, it may fall short when comparing certain products that have similar wording but are completely different.</w:t>
       </w:r>
+      <w:r>
+        <w:rPr>
+          <w:rFonts w:ascii="Calibri" w:hAnsi="Calibri" w:cs="Calibri"/>
+          <w:szCs w:val="20"/>
+        </w:rPr>
+        <w:t xml:space="preserve"> </w:t>
+      </w:r>
+      <w:r>
+        <w:rPr>
+          <w:rFonts w:ascii="Calibri" w:hAnsi="Calibri" w:cs="Calibri"/>
+          <w:szCs w:val="20"/>
+        </w:rPr>
+        <w:t xml:space="preserve">It is possible to </w:t>
+      </w:r>
+      <w:r>
+        <w:rPr>
+          <w:rFonts w:ascii="Calibri" w:hAnsi="Calibri" w:cs="Calibri"/>
+          <w:szCs w:val="20"/>
+        </w:rPr>
+        <w:t>address</w:t>
+      </w:r>
+      <w:r>
+        <w:rPr>
+          <w:rFonts w:ascii="Calibri" w:hAnsi="Calibri" w:cs="Calibri"/>
+          <w:szCs w:val="20"/>
+        </w:rPr>
+        <w:t xml:space="preserve"> some of the issues with the text </w:t>
+      </w:r>
+      <w:r>
+        <w:rPr>
+          <w:rFonts w:ascii="Calibri" w:hAnsi="Calibri" w:cs="Calibri"/>
+          <w:szCs w:val="20"/>
+        </w:rPr>
+        <w:t xml:space="preserve">based model by </w:t>
+      </w:r>
+      <w:r>
+        <w:rPr>
+          <w:rFonts w:ascii="Calibri" w:hAnsi="Calibri" w:cs="Calibri"/>
+          <w:szCs w:val="20"/>
+        </w:rPr>
+        <w:t>removing</w:t>
+      </w:r>
+      <w:r>
+        <w:rPr>
+          <w:rFonts w:ascii="Calibri" w:hAnsi="Calibri" w:cs="Calibri"/>
+          <w:szCs w:val="20"/>
+        </w:rPr>
+        <w:t xml:space="preserve"> more stop words </w:t>
+      </w:r>
+      <w:r>
+        <w:rPr>
+          <w:rFonts w:ascii="Calibri" w:hAnsi="Calibri" w:cs="Calibri"/>
+          <w:szCs w:val="20"/>
+        </w:rPr>
+        <w:t>to further reduce noise</w:t>
+      </w:r>
+      <w:r>
+        <w:rPr>
+          <w:rFonts w:ascii="Calibri" w:hAnsi="Calibri" w:cs="Calibri"/>
+          <w:szCs w:val="20"/>
+        </w:rPr>
+        <w:t>, h</w:t>
+      </w:r>
+      <w:r>
+        <w:rPr>
+          <w:rFonts w:ascii="Calibri" w:hAnsi="Calibri" w:cs="Calibri"/>
+          <w:szCs w:val="20"/>
+        </w:rPr>
+        <w:t>owever, some words that appear frequently can also be meanin</w:t>
+      </w:r>
+      <w:r>
+        <w:rPr>
+          <w:rFonts w:ascii="Calibri" w:hAnsi="Calibri" w:cs="Calibri"/>
+          <w:szCs w:val="20"/>
+        </w:rPr>
+        <w:t>gful. By removing these words</w:t>
+      </w:r>
+      <w:r>
+        <w:rPr>
+          <w:rFonts w:ascii="Calibri" w:hAnsi="Calibri" w:cs="Calibri"/>
+          <w:szCs w:val="20"/>
+        </w:rPr>
+        <w:t xml:space="preserve">, it </w:t>
+      </w:r>
+      <w:r>
+        <w:rPr>
+          <w:rFonts w:ascii="Calibri" w:hAnsi="Calibri" w:cs="Calibri"/>
+          <w:szCs w:val="20"/>
+        </w:rPr>
+        <w:t xml:space="preserve">could inhibit the model’s ability to </w:t>
+      </w:r>
+      <w:r>
+        <w:rPr>
+          <w:rFonts w:ascii="Calibri" w:hAnsi="Calibri" w:cs="Calibri"/>
+          <w:szCs w:val="20"/>
+        </w:rPr>
+        <w:t>capture important differences between products.</w:t>
+      </w:r>
+      <w:r>
+        <w:rPr>
+          <w:rFonts w:ascii="Calibri" w:hAnsi="Calibri" w:cs="Calibri"/>
+          <w:szCs w:val="20"/>
+        </w:rPr>
+        <w:t xml:space="preserve"> </w:t>
+      </w:r>
     </w:p>
     <w:p>
       <w:pPr>
@@ -7839,7 +7973,6 @@
           <w:noProof/>
           <w:szCs w:val="20"/>
         </w:rPr>
-        <w:lastRenderedPageBreak/>
         <w:drawing>
           <wp:inline distT="0" distB="0" distL="0" distR="0" wp14:anchorId="67C12AB1" wp14:editId="5BFFFAA5">
             <wp:extent cx="4114800" cy="3516174"/>
@@ -8138,6 +8271,7 @@
         <w:rPr>
           <w:rFonts w:ascii="Calibri" w:hAnsi="Calibri" w:cs="Calibri"/>
         </w:rPr>
+        <w:lastRenderedPageBreak/>
         <w:t xml:space="preserve">d.  </w:t>
       </w:r>
       <w:r>
@@ -8209,7 +8343,6 @@
           <w:sz w:val="20"/>
           <w:szCs w:val="20"/>
         </w:rPr>
-        <w:lastRenderedPageBreak/>
         <w:t xml:space="preserve">The performance of the models is evaluated using </w:t>
       </w:r>
       <w:proofErr w:type="spellStart"/>
@@ -12651,7 +12784,6 @@
   <w:style w:type="character" w:default="1" w:styleId="DefaultParagraphFont">
     <w:name w:val="Default Paragraph Font"/>
     <w:uiPriority w:val="1"/>
-    <w:semiHidden/>
     <w:unhideWhenUsed/>
   </w:style>
   <w:style w:type="table" w:default="1" w:styleId="TableNormal">

--- a/report_brandon.docx
+++ b/report_brandon.docx
@@ -2438,10 +2438,10 @@
           <w:szCs w:val="20"/>
         </w:rPr>
         <w:drawing>
-          <wp:inline distT="0" distB="0" distL="0" distR="0" wp14:anchorId="66DBD133" wp14:editId="0413FE64">
-            <wp:extent cx="5321808" cy="356616"/>
-            <wp:effectExtent l="0" t="0" r="0" b="5715"/>
-            <wp:docPr id="1415135132" name="Picture 1"/>
+          <wp:inline distT="0" distB="0" distL="0" distR="0" wp14:anchorId="348F40E9" wp14:editId="05887AE9">
+            <wp:extent cx="4356100" cy="1193800"/>
+            <wp:effectExtent l="0" t="0" r="6350" b="6350"/>
+            <wp:docPr id="1525707789" name="Picture 3"/>
             <wp:cNvGraphicFramePr>
               <a:graphicFrameLocks xmlns:a="http://schemas.openxmlformats.org/drawingml/2006/main" noChangeAspect="1"/>
             </wp:cNvGraphicFramePr>
@@ -2449,7 +2449,7 @@
               <a:graphicData uri="http://schemas.openxmlformats.org/drawingml/2006/picture">
                 <pic:pic xmlns:pic="http://schemas.openxmlformats.org/drawingml/2006/picture">
                   <pic:nvPicPr>
-                    <pic:cNvPr id="1415135132" name="Picture 1415135132"/>
+                    <pic:cNvPr id="1525707789" name="Picture 1525707789"/>
                     <pic:cNvPicPr/>
                   </pic:nvPicPr>
                   <pic:blipFill>
@@ -2467,7 +2467,7 @@
                   <pic:spPr>
                     <a:xfrm>
                       <a:off x="0" y="0"/>
-                      <a:ext cx="5321808" cy="356616"/>
+                      <a:ext cx="4356100" cy="1193800"/>
                     </a:xfrm>
                     <a:prstGeom prst="rect">
                       <a:avLst/>
@@ -2831,6 +2831,7 @@
           <w:sz w:val="20"/>
           <w:szCs w:val="20"/>
         </w:rPr>
+        <w:lastRenderedPageBreak/>
         <w:t>Numerical Features- The price feature is scaled using Standard Scaler to normalize</w:t>
       </w:r>
       <w:r>
@@ -2881,7 +2882,6 @@
           <w:sz w:val="20"/>
           <w:szCs w:val="20"/>
         </w:rPr>
-        <w:lastRenderedPageBreak/>
         <w:t>Next, all feature types are combined into a single feature matrix using horizontal stacking. This combined matrix represents each product in a high-dimensional space.</w:t>
       </w:r>
     </w:p>
@@ -3283,6 +3283,7 @@
           <w:sz w:val="20"/>
           <w:szCs w:val="20"/>
         </w:rPr>
+        <w:lastRenderedPageBreak/>
         <w:t>This model was implemented using the Implicit library.</w:t>
       </w:r>
     </w:p>
@@ -3334,7 +3335,6 @@
           <w:sz w:val="20"/>
           <w:szCs w:val="20"/>
         </w:rPr>
-        <w:lastRenderedPageBreak/>
         <w:t>The process starts by converting user interactions into numerical scores. Since the dataset is based on implicit feedback, there are no explicit ratings from users. Instead, different types of interactions are assigned different weights to represent their importance.</w:t>
       </w:r>
       <w:r>
@@ -4098,6 +4098,7 @@
           <w:sz w:val="20"/>
           <w:szCs w:val="20"/>
         </w:rPr>
+        <w:lastRenderedPageBreak/>
         <w:t>The h</w:t>
       </w:r>
       <w:r>
@@ -4134,7 +4135,6 @@
           <w:sz w:val="20"/>
           <w:szCs w:val="20"/>
         </w:rPr>
-        <w:lastRenderedPageBreak/>
         <w:t>factors: 50 — number of latent features used to represent users and items</w:t>
       </w:r>
     </w:p>
@@ -12784,6 +12784,7 @@
   <w:style w:type="character" w:default="1" w:styleId="DefaultParagraphFont">
     <w:name w:val="Default Paragraph Font"/>
     <w:uiPriority w:val="1"/>
+    <w:semiHidden/>
     <w:unhideWhenUsed/>
   </w:style>
   <w:style w:type="table" w:default="1" w:styleId="TableNormal">

--- a/report_brandon.docx
+++ b/report_brandon.docx
@@ -2438,10 +2438,10 @@
           <w:szCs w:val="20"/>
         </w:rPr>
         <w:drawing>
-          <wp:inline distT="0" distB="0" distL="0" distR="0" wp14:anchorId="348F40E9" wp14:editId="05887AE9">
-            <wp:extent cx="4356100" cy="1193800"/>
-            <wp:effectExtent l="0" t="0" r="6350" b="6350"/>
-            <wp:docPr id="1525707789" name="Picture 3"/>
+          <wp:inline distT="0" distB="0" distL="0" distR="0" wp14:anchorId="22674614" wp14:editId="67F5B0D5">
+            <wp:extent cx="4200525" cy="1543050"/>
+            <wp:effectExtent l="0" t="0" r="9525" b="0"/>
+            <wp:docPr id="180514622" name="Picture 1"/>
             <wp:cNvGraphicFramePr>
               <a:graphicFrameLocks xmlns:a="http://schemas.openxmlformats.org/drawingml/2006/main" noChangeAspect="1"/>
             </wp:cNvGraphicFramePr>
@@ -2449,7 +2449,7 @@
               <a:graphicData uri="http://schemas.openxmlformats.org/drawingml/2006/picture">
                 <pic:pic xmlns:pic="http://schemas.openxmlformats.org/drawingml/2006/picture">
                   <pic:nvPicPr>
-                    <pic:cNvPr id="1525707789" name="Picture 1525707789"/>
+                    <pic:cNvPr id="180514622" name="Picture 180514622"/>
                     <pic:cNvPicPr/>
                   </pic:nvPicPr>
                   <pic:blipFill>
@@ -2467,7 +2467,7 @@
                   <pic:spPr>
                     <a:xfrm>
                       <a:off x="0" y="0"/>
-                      <a:ext cx="4356100" cy="1193800"/>
+                      <a:ext cx="4200525" cy="1543050"/>
                     </a:xfrm>
                     <a:prstGeom prst="rect">
                       <a:avLst/>
@@ -2790,6 +2790,7 @@
           <w:sz w:val="20"/>
           <w:szCs w:val="20"/>
         </w:rPr>
+        <w:lastRenderedPageBreak/>
         <w:t>Categorical Features- Features such as brand name, category, and sub-category are</w:t>
       </w:r>
       <w:r>
@@ -2831,7 +2832,6 @@
           <w:sz w:val="20"/>
           <w:szCs w:val="20"/>
         </w:rPr>
-        <w:lastRenderedPageBreak/>
         <w:t>Numerical Features- The price feature is scaled using Standard Scaler to normalize</w:t>
       </w:r>
       <w:r>
@@ -3233,6 +3233,7 @@
           <w:sz w:val="20"/>
           <w:szCs w:val="20"/>
         </w:rPr>
+        <w:lastRenderedPageBreak/>
         <w:t>ALS is useful for learning hidden patterns from user behavior. It can recommend products based on interaction history, even when product descriptions are not used directly.</w:t>
       </w:r>
     </w:p>
@@ -3283,7 +3284,6 @@
           <w:sz w:val="20"/>
           <w:szCs w:val="20"/>
         </w:rPr>
-        <w:lastRenderedPageBreak/>
         <w:t>This model was implemented using the Implicit library.</w:t>
       </w:r>
     </w:p>
@@ -3963,6 +3963,7 @@
           <w:sz w:val="20"/>
           <w:szCs w:val="20"/>
         </w:rPr>
+        <w:lastRenderedPageBreak/>
         <w:t>U: user embeddings,</w:t>
       </w:r>
     </w:p>
@@ -4098,7 +4099,6 @@
           <w:sz w:val="20"/>
           <w:szCs w:val="20"/>
         </w:rPr>
-        <w:lastRenderedPageBreak/>
         <w:t>The h</w:t>
       </w:r>
       <w:r>
@@ -4769,6 +4769,7 @@
         <w:rPr>
           <w:rFonts w:ascii="Calibri" w:hAnsi="Calibri" w:cs="Calibri"/>
         </w:rPr>
+        <w:lastRenderedPageBreak/>
         <w:t xml:space="preserve">This model was implemented using </w:t>
       </w:r>
       <w:proofErr w:type="spellStart"/>
@@ -4869,7 +4870,6 @@
         <w:rPr>
           <w:rFonts w:ascii="Calibri" w:hAnsi="Calibri" w:cs="Calibri"/>
         </w:rPr>
-        <w:lastRenderedPageBreak/>
         <w:t>Next, each user and each item is given a random embedding at the beginning. The model then updates these embeddings by passing information through the graph over multiple layers. During training, the model uses positive and negative sampling:</w:t>
       </w:r>
     </w:p>
@@ -5968,6 +5968,7 @@
         <w:rPr>
           <w:rFonts w:ascii="Calibri" w:hAnsi="Calibri" w:cs="Calibri"/>
         </w:rPr>
+        <w:lastRenderedPageBreak/>
         <w:t>Graph Propagation (3 Layers)</w:t>
       </w:r>
     </w:p>
@@ -6032,7 +6033,6 @@
         <w:rPr>
           <w:rFonts w:ascii="Calibri" w:hAnsi="Calibri" w:cs="Calibri"/>
         </w:rPr>
-        <w:lastRenderedPageBreak/>
         <w:t>Score Prediction</w:t>
       </w:r>
     </w:p>
@@ -6378,7 +6378,15 @@
           <w:rFonts w:ascii="Calibri" w:hAnsi="Calibri" w:cs="Calibri"/>
           <w:szCs w:val="20"/>
         </w:rPr>
-        <w:t>The performance of the model was evaluated by analyzing the similarity scores and the relevance of recommended products. We tested the model multiple times using different products and observing the recommendations. The products with similar names, brand names, and keywords in the descriptions were consistently recommended and given higher similarity scores.</w:t>
+        <w:t xml:space="preserve">The performance of the model was evaluated by analyzing the similarity scores and the relevance of recommended products. We tested the model multiple times using different products and observing the recommendations. The products with similar </w:t>
+      </w:r>
+      <w:r>
+        <w:rPr>
+          <w:rFonts w:ascii="Calibri" w:hAnsi="Calibri" w:cs="Calibri"/>
+          <w:szCs w:val="20"/>
+        </w:rPr>
+        <w:lastRenderedPageBreak/>
+        <w:t>names, brand names, and keywords in the descriptions were consistently recommended and given higher similarity scores.</w:t>
       </w:r>
     </w:p>
     <w:p>
@@ -6445,7 +6453,6 @@
           <w:noProof/>
           <w:szCs w:val="20"/>
         </w:rPr>
-        <w:lastRenderedPageBreak/>
         <w:drawing>
           <wp:inline distT="0" distB="0" distL="0" distR="0" wp14:anchorId="3F0B8C15" wp14:editId="5A630BB7">
             <wp:extent cx="4356100" cy="3695700"/>
@@ -7088,6 +7095,7 @@
                 <w:rFonts w:ascii="Calibri" w:hAnsi="Calibri" w:cs="Calibri"/>
                 <w:szCs w:val="20"/>
               </w:rPr>
+              <w:lastRenderedPageBreak/>
               <w:t>241</w:t>
             </w:r>
           </w:p>
@@ -7272,7 +7280,6 @@
                 <w:rFonts w:ascii="Calibri" w:hAnsi="Calibri" w:cs="Calibri"/>
                 <w:szCs w:val="20"/>
               </w:rPr>
-              <w:lastRenderedPageBreak/>
               <w:t>241</w:t>
             </w:r>
           </w:p>
@@ -7829,7 +7836,15 @@
           <w:rFonts w:ascii="Calibri" w:hAnsi="Calibri" w:cs="Calibri"/>
           <w:szCs w:val="20"/>
         </w:rPr>
-        <w:t xml:space="preserve"> some of the issues with the text </w:t>
+        <w:t xml:space="preserve"> some of the </w:t>
+      </w:r>
+      <w:r>
+        <w:rPr>
+          <w:rFonts w:ascii="Calibri" w:hAnsi="Calibri" w:cs="Calibri"/>
+          <w:szCs w:val="20"/>
+        </w:rPr>
+        <w:lastRenderedPageBreak/>
+        <w:t xml:space="preserve">issues with the text </w:t>
       </w:r>
       <w:r>
         <w:rPr>
@@ -8229,6 +8244,7 @@
         <w:rPr>
           <w:highlight w:val="magenta"/>
         </w:rPr>
+        <w:lastRenderedPageBreak/>
         <w:t xml:space="preserve">c. </w:t>
       </w:r>
       <w:r>
@@ -8271,7 +8287,6 @@
         <w:rPr>
           <w:rFonts w:ascii="Calibri" w:hAnsi="Calibri" w:cs="Calibri"/>
         </w:rPr>
-        <w:lastRenderedPageBreak/>
         <w:t xml:space="preserve">d.  </w:t>
       </w:r>
       <w:r>
@@ -8814,7 +8829,17 @@
           <w:sz w:val="20"/>
           <w:szCs w:val="20"/>
         </w:rPr>
-        <w:t>, the training loss decreases steadily as the number of epochs increases, showing that the model is learning effectively. After a certain number of epochs, the improvement becomes smaller, indicating that the model has reached a stable state.</w:t>
+        <w:t xml:space="preserve">, the training loss decreases steadily as the number of epochs increases, showing that the model is learning effectively. After a certain number of epochs, </w:t>
+      </w:r>
+      <w:r>
+        <w:rPr>
+          <w:rFonts w:ascii="Calibri" w:hAnsi="Calibri" w:cs="Calibri"/>
+          <w:color w:val="000000" w:themeColor="text1"/>
+          <w:sz w:val="20"/>
+          <w:szCs w:val="20"/>
+        </w:rPr>
+        <w:lastRenderedPageBreak/>
+        <w:t>the improvement becomes smaller, indicating that the model has reached a stable state.</w:t>
       </w:r>
     </w:p>
     <w:p>

--- a/report_brandon.docx
+++ b/report_brandon.docx
@@ -3024,20 +3024,94 @@
     <w:p>
       <w:pPr>
         <w:pStyle w:val="NormalWeb"/>
+        <w:numPr>
+          <w:ilvl w:val="0"/>
+          <w:numId w:val="20"/>
+        </w:numPr>
         <w:spacing w:before="0" w:beforeAutospacing="0" w:after="0" w:afterAutospacing="0" w:line="276" w:lineRule="auto"/>
-        <w:ind w:left="10"/>
-        <w:rPr>
-          <w:rFonts w:ascii="Calibri" w:hAnsi="Calibri" w:cs="Calibri"/>
-          <w:color w:val="000000" w:themeColor="text1"/>
-          <w:sz w:val="20"/>
-          <w:szCs w:val="20"/>
-        </w:rPr>
-      </w:pPr>
+        <w:rPr>
+          <w:rFonts w:ascii="Calibri" w:hAnsi="Calibri" w:cs="Calibri"/>
+          <w:b/>
+          <w:bCs/>
+          <w:color w:val="000000" w:themeColor="text1"/>
+          <w:sz w:val="20"/>
+          <w:szCs w:val="20"/>
+        </w:rPr>
+      </w:pPr>
+      <w:r>
+        <w:rPr>
+          <w:rFonts w:ascii="Calibri" w:hAnsi="Calibri" w:cs="Calibri"/>
+          <w:b/>
+          <w:bCs/>
+          <w:color w:val="000000" w:themeColor="text1"/>
+          <w:sz w:val="20"/>
+          <w:szCs w:val="20"/>
+        </w:rPr>
+        <w:t xml:space="preserve">Diagram: Recommendation Process Triggered by User </w:t>
+      </w:r>
+      <w:r>
+        <w:rPr>
+          <w:rFonts w:ascii="Calibri" w:hAnsi="Calibri" w:cs="Calibri"/>
+          <w:b/>
+          <w:bCs/>
+          <w:color w:val="000000" w:themeColor="text1"/>
+          <w:sz w:val="20"/>
+          <w:szCs w:val="20"/>
+        </w:rPr>
+        <w:t>Product Click</w:t>
+      </w:r>
+    </w:p>
+    <w:p>
+      <w:r>
+        <w:rPr>
+          <w:noProof/>
+        </w:rPr>
+        <w:drawing>
+          <wp:inline distT="0" distB="0" distL="0" distR="0" wp14:anchorId="41A27451" wp14:editId="2A5A37C2">
+            <wp:extent cx="4010025" cy="1438275"/>
+            <wp:effectExtent l="0" t="0" r="9525" b="9525"/>
+            <wp:docPr id="1356230827" name="Picture 1"/>
+            <wp:cNvGraphicFramePr>
+              <a:graphicFrameLocks xmlns:a="http://schemas.openxmlformats.org/drawingml/2006/main" noChangeAspect="1"/>
+            </wp:cNvGraphicFramePr>
+            <a:graphic xmlns:a="http://schemas.openxmlformats.org/drawingml/2006/main">
+              <a:graphicData uri="http://schemas.openxmlformats.org/drawingml/2006/picture">
+                <pic:pic xmlns:pic="http://schemas.openxmlformats.org/drawingml/2006/picture">
+                  <pic:nvPicPr>
+                    <pic:cNvPr id="1356230827" name="Picture 1356230827"/>
+                    <pic:cNvPicPr/>
+                  </pic:nvPicPr>
+                  <pic:blipFill>
+                    <a:blip r:embed="rId8">
+                      <a:extLst>
+                        <a:ext uri="{28A0092B-C50C-407E-A947-70E740481C1C}">
+                          <a14:useLocalDpi xmlns:a14="http://schemas.microsoft.com/office/drawing/2010/main" val="0"/>
+                        </a:ext>
+                      </a:extLst>
+                    </a:blip>
+                    <a:stretch>
+                      <a:fillRect/>
+                    </a:stretch>
+                  </pic:blipFill>
+                  <pic:spPr>
+                    <a:xfrm>
+                      <a:off x="0" y="0"/>
+                      <a:ext cx="4010025" cy="1438275"/>
+                    </a:xfrm>
+                    <a:prstGeom prst="rect">
+                      <a:avLst/>
+                    </a:prstGeom>
+                  </pic:spPr>
+                </pic:pic>
+              </a:graphicData>
+            </a:graphic>
+          </wp:inline>
+        </w:drawing>
+      </w:r>
     </w:p>
     <w:p/>
     <w:p/>
     <w:p/>
-    <w:p/>
     <w:p>
       <w:pPr>
         <w:pStyle w:val="Heading3"/>
@@ -3050,6 +3124,7 @@
         <w:rPr>
           <w:rFonts w:ascii="Calibri" w:hAnsi="Calibri" w:cs="Calibri"/>
         </w:rPr>
+        <w:lastRenderedPageBreak/>
         <w:t>2</w:t>
       </w:r>
       <w:r>
@@ -3233,7 +3308,6 @@
           <w:sz w:val="20"/>
           <w:szCs w:val="20"/>
         </w:rPr>
-        <w:lastRenderedPageBreak/>
         <w:t>ALS is useful for learning hidden patterns from user behavior. It can recommend products based on interaction history, even when product descriptions are not used directly.</w:t>
       </w:r>
     </w:p>
@@ -3722,7 +3796,7 @@
                     <pic:cNvPicPr/>
                   </pic:nvPicPr>
                   <pic:blipFill>
-                    <a:blip r:embed="rId8" cstate="print">
+                    <a:blip r:embed="rId9" cstate="print">
                       <a:extLst>
                         <a:ext uri="{28A0092B-C50C-407E-A947-70E740481C1C}">
                           <a14:useLocalDpi xmlns:a14="http://schemas.microsoft.com/office/drawing/2010/main" val="0"/>
@@ -3844,7 +3918,7 @@
                     <pic:cNvPicPr/>
                   </pic:nvPicPr>
                   <pic:blipFill>
-                    <a:blip r:embed="rId9" cstate="print">
+                    <a:blip r:embed="rId10" cstate="print">
                       <a:extLst>
                         <a:ext uri="{28A0092B-C50C-407E-A947-70E740481C1C}">
                           <a14:useLocalDpi xmlns:a14="http://schemas.microsoft.com/office/drawing/2010/main" val="0"/>
@@ -3963,7 +4037,6 @@
           <w:sz w:val="20"/>
           <w:szCs w:val="20"/>
         </w:rPr>
-        <w:lastRenderedPageBreak/>
         <w:t>U: user embeddings,</w:t>
       </w:r>
     </w:p>
@@ -4591,6 +4664,7 @@
         <w:rPr>
           <w:rFonts w:ascii="Calibri" w:hAnsi="Calibri" w:cs="Calibri"/>
         </w:rPr>
+        <w:lastRenderedPageBreak/>
         <w:t>LightGCN</w:t>
       </w:r>
       <w:proofErr w:type="spellEnd"/>
@@ -4769,7 +4843,6 @@
         <w:rPr>
           <w:rFonts w:ascii="Calibri" w:hAnsi="Calibri" w:cs="Calibri"/>
         </w:rPr>
-        <w:lastRenderedPageBreak/>
         <w:t xml:space="preserve">This model was implemented using </w:t>
       </w:r>
       <w:proofErr w:type="spellStart"/>
@@ -5080,7 +5153,7 @@
                     <pic:cNvPicPr/>
                   </pic:nvPicPr>
                   <pic:blipFill>
-                    <a:blip r:embed="rId10" cstate="print">
+                    <a:blip r:embed="rId11" cstate="print">
                       <a:extLst>
                         <a:ext uri="{28A0092B-C50C-407E-A947-70E740481C1C}">
                           <a14:useLocalDpi xmlns:a14="http://schemas.microsoft.com/office/drawing/2010/main" val="0"/>
@@ -5968,7 +6041,6 @@
         <w:rPr>
           <w:rFonts w:ascii="Calibri" w:hAnsi="Calibri" w:cs="Calibri"/>
         </w:rPr>
-        <w:lastRenderedPageBreak/>
         <w:t>Graph Propagation (3 Layers)</w:t>
       </w:r>
     </w:p>
@@ -6239,6 +6311,7 @@
         <w:rPr>
           <w:rFonts w:ascii="Calibri" w:hAnsi="Calibri" w:cs="Calibri"/>
         </w:rPr>
+        <w:lastRenderedPageBreak/>
         <w:t xml:space="preserve">3. </w:t>
       </w:r>
       <w:r>
@@ -6378,15 +6451,7 @@
           <w:rFonts w:ascii="Calibri" w:hAnsi="Calibri" w:cs="Calibri"/>
           <w:szCs w:val="20"/>
         </w:rPr>
-        <w:t xml:space="preserve">The performance of the model was evaluated by analyzing the similarity scores and the relevance of recommended products. We tested the model multiple times using different products and observing the recommendations. The products with similar </w:t>
-      </w:r>
-      <w:r>
-        <w:rPr>
-          <w:rFonts w:ascii="Calibri" w:hAnsi="Calibri" w:cs="Calibri"/>
-          <w:szCs w:val="20"/>
-        </w:rPr>
-        <w:lastRenderedPageBreak/>
-        <w:t>names, brand names, and keywords in the descriptions were consistently recommended and given higher similarity scores.</w:t>
+        <w:t>The performance of the model was evaluated by analyzing the similarity scores and the relevance of recommended products. We tested the model multiple times using different products and observing the recommendations. The products with similar names, brand names, and keywords in the descriptions were consistently recommended and given higher similarity scores.</w:t>
       </w:r>
     </w:p>
     <w:p>
@@ -6469,7 +6534,7 @@
                     <pic:cNvPicPr/>
                   </pic:nvPicPr>
                   <pic:blipFill>
-                    <a:blip r:embed="rId11"/>
+                    <a:blip r:embed="rId12"/>
                     <a:stretch>
                       <a:fillRect/>
                     </a:stretch>
@@ -6518,6 +6583,7 @@
           <w:bCs/>
           <w:sz w:val="24"/>
         </w:rPr>
+        <w:lastRenderedPageBreak/>
         <w:t>Table: Example Recommendations for Input Product I</w:t>
       </w:r>
       <w:r>
@@ -7095,7 +7161,6 @@
                 <w:rFonts w:ascii="Calibri" w:hAnsi="Calibri" w:cs="Calibri"/>
                 <w:szCs w:val="20"/>
               </w:rPr>
-              <w:lastRenderedPageBreak/>
               <w:t>241</w:t>
             </w:r>
           </w:p>
@@ -7765,7 +7830,15 @@
           <w:rFonts w:ascii="Calibri" w:hAnsi="Calibri" w:cs="Calibri"/>
           <w:szCs w:val="20"/>
         </w:rPr>
-        <w:t>We analyzed the impact of different hyperparameters on the quality of the recommendations. The number of k neighbors affects how many similar products are returned. Smaller values would produce more specific recommendations while larger values would produce less similar recommendations as the neighbors became more distant. Using unigrams and bigrams improved the model’s ability to capture words and short phrases, leading to more effective similarity comparisons. Applying the maximum and minimum thresholds to reduce noise improved the model as well.</w:t>
+        <w:t xml:space="preserve">We analyzed the impact of different hyperparameters on the quality of the recommendations. The number of k neighbors affects how many similar products are returned. Smaller values would produce more specific recommendations while larger values would produce less similar recommendations as the neighbors became more </w:t>
+      </w:r>
+      <w:r>
+        <w:rPr>
+          <w:rFonts w:ascii="Calibri" w:hAnsi="Calibri" w:cs="Calibri"/>
+          <w:szCs w:val="20"/>
+        </w:rPr>
+        <w:lastRenderedPageBreak/>
+        <w:t>distant. Using unigrams and bigrams improved the model’s ability to capture words and short phrases, leading to more effective similarity comparisons. Applying the maximum and minimum thresholds to reduce noise improved the model as well.</w:t>
       </w:r>
     </w:p>
     <w:p>
@@ -7836,15 +7909,7 @@
           <w:rFonts w:ascii="Calibri" w:hAnsi="Calibri" w:cs="Calibri"/>
           <w:szCs w:val="20"/>
         </w:rPr>
-        <w:t xml:space="preserve"> some of the </w:t>
-      </w:r>
-      <w:r>
-        <w:rPr>
-          <w:rFonts w:ascii="Calibri" w:hAnsi="Calibri" w:cs="Calibri"/>
-          <w:szCs w:val="20"/>
-        </w:rPr>
-        <w:lastRenderedPageBreak/>
-        <w:t xml:space="preserve">issues with the text </w:t>
+        <w:t xml:space="preserve"> some of the issues with the text </w:t>
       </w:r>
       <w:r>
         <w:rPr>
@@ -8004,7 +8069,7 @@
                     <pic:cNvPicPr/>
                   </pic:nvPicPr>
                   <pic:blipFill>
-                    <a:blip r:embed="rId12"/>
+                    <a:blip r:embed="rId13"/>
                     <a:stretch>
                       <a:fillRect/>
                     </a:stretch>
@@ -8137,7 +8202,15 @@
           <w:rFonts w:ascii="Calibri" w:hAnsi="Calibri" w:cs="Calibri"/>
           <w:szCs w:val="20"/>
         </w:rPr>
-        <w:t>assigns importance to frequent terms</w:t>
+        <w:t xml:space="preserve">assigns importance </w:t>
+      </w:r>
+      <w:r>
+        <w:rPr>
+          <w:rFonts w:ascii="Calibri" w:hAnsi="Calibri" w:cs="Calibri"/>
+          <w:szCs w:val="20"/>
+        </w:rPr>
+        <w:lastRenderedPageBreak/>
+        <w:t>to frequent terms</w:t>
       </w:r>
       <w:r>
         <w:rPr>
@@ -8244,7 +8317,6 @@
         <w:rPr>
           <w:highlight w:val="magenta"/>
         </w:rPr>
-        <w:lastRenderedPageBreak/>
         <w:t xml:space="preserve">c. </w:t>
       </w:r>
       <w:r>
@@ -8681,7 +8753,17 @@
           <w:sz w:val="20"/>
           <w:szCs w:val="20"/>
         </w:rPr>
-        <w:t>On the other hand, ALS performs very well when the interaction data becomes dense, meaning users have interacted with many products over time. In this case, ALS is able to learn strong user preferences and provide accurate recommendations.</w:t>
+        <w:t xml:space="preserve">On the other hand, ALS performs very well when the interaction data becomes dense, meaning users have interacted with many products over time. In this case, </w:t>
+      </w:r>
+      <w:r>
+        <w:rPr>
+          <w:rFonts w:ascii="Calibri" w:hAnsi="Calibri" w:cs="Calibri"/>
+          <w:color w:val="000000" w:themeColor="text1"/>
+          <w:sz w:val="20"/>
+          <w:szCs w:val="20"/>
+        </w:rPr>
+        <w:lastRenderedPageBreak/>
+        <w:t>ALS is able to learn strong user preferences and provide accurate recommendations.</w:t>
       </w:r>
     </w:p>
     <w:p>
@@ -8829,17 +8911,7 @@
           <w:sz w:val="20"/>
           <w:szCs w:val="20"/>
         </w:rPr>
-        <w:t xml:space="preserve">, the training loss decreases steadily as the number of epochs increases, showing that the model is learning effectively. After a certain number of epochs, </w:t>
-      </w:r>
-      <w:r>
-        <w:rPr>
-          <w:rFonts w:ascii="Calibri" w:hAnsi="Calibri" w:cs="Calibri"/>
-          <w:color w:val="000000" w:themeColor="text1"/>
-          <w:sz w:val="20"/>
-          <w:szCs w:val="20"/>
-        </w:rPr>
-        <w:lastRenderedPageBreak/>
-        <w:t>the improvement becomes smaller, indicating that the model has reached a stable state.</w:t>
+        <w:t>, the training loss decreases steadily as the number of epochs increases, showing that the model is learning effectively. After a certain number of epochs, the improvement becomes smaller, indicating that the model has reached a stable state.</w:t>
       </w:r>
     </w:p>
     <w:p>
@@ -9648,7 +9720,7 @@
   <w:abstractNum w:abstractNumId="7" w15:restartNumberingAfterBreak="0">
     <w:nsid w:val="25183A2E"/>
     <w:multiLevelType w:val="hybridMultilevel"/>
-    <w:tmpl w:val="A432C1D8"/>
+    <w:tmpl w:val="A95CC130"/>
     <w:lvl w:ilvl="0" w:tplc="04090001">
       <w:start w:val="1"/>
       <w:numFmt w:val="bullet"/>
